--- a/EPA/EPA3-Gastrointestinal Bleeding.docx
+++ b/EPA/EPA3-Gastrointestinal Bleeding.docx
@@ -1,69 +1,27 @@
 
 <file path=word/document.xml><?xml version="1.0" encoding="utf-8"?>
-<w:document xmlns:wpc="http://schemas.microsoft.com/office/word/2010/wordprocessingCanvas" xmlns:cx="http://schemas.microsoft.com/office/drawing/2014/chartex" xmlns:cx1="http://schemas.microsoft.com/office/drawing/2015/9/8/chartex" xmlns:mc="http://schemas.openxmlformats.org/markup-compatibility/2006" xmlns:o="urn:schemas-microsoft-com:office:office" xmlns:r="http://schemas.openxmlformats.org/officeDocument/2006/relationships" xmlns:m="http://schemas.openxmlformats.org/officeDocument/2006/math" xmlns:v="urn:schemas-microsoft-com:vml" xmlns:wp14="http://schemas.microsoft.com/office/word/2010/wordprocessingDrawing" xmlns:wp="http://schemas.openxmlformats.org/drawingml/2006/wordprocessingDrawing" xmlns:w10="urn:schemas-microsoft-com:office:word" xmlns:w="http://schemas.openxmlformats.org/wordprocessingml/2006/main" xmlns:w14="http://schemas.microsoft.com/office/word/2010/wordml" xmlns:w15="http://schemas.microsoft.com/office/word/2012/wordml" xmlns:w16se="http://schemas.microsoft.com/office/word/2015/wordml/symex" xmlns:wpg="http://schemas.microsoft.com/office/word/2010/wordprocessingGroup" xmlns:wpi="http://schemas.microsoft.com/office/word/2010/wordprocessingInk" xmlns:wne="http://schemas.microsoft.com/office/word/2006/wordml" xmlns:wps="http://schemas.microsoft.com/office/word/2010/wordprocessingShape" mc:Ignorable="w14 w15 w16se wp14">
+<w:document xmlns:wpc="http://schemas.microsoft.com/office/word/2010/wordprocessingCanvas" xmlns:cx="http://schemas.microsoft.com/office/drawing/2014/chartex" xmlns:cx1="http://schemas.microsoft.com/office/drawing/2015/9/8/chartex" xmlns:cx2="http://schemas.microsoft.com/office/drawing/2015/10/21/chartex" xmlns:cx3="http://schemas.microsoft.com/office/drawing/2016/5/9/chartex" xmlns:cx4="http://schemas.microsoft.com/office/drawing/2016/5/10/chartex" xmlns:cx5="http://schemas.microsoft.com/office/drawing/2016/5/11/chartex" xmlns:cx6="http://schemas.microsoft.com/office/drawing/2016/5/12/chartex" xmlns:cx7="http://schemas.microsoft.com/office/drawing/2016/5/13/chartex" xmlns:cx8="http://schemas.microsoft.com/office/drawing/2016/5/14/chartex" xmlns:mc="http://schemas.openxmlformats.org/markup-compatibility/2006" xmlns:aink="http://schemas.microsoft.com/office/drawing/2016/ink" xmlns:am3d="http://schemas.microsoft.com/office/drawing/2017/model3d" xmlns:o="urn:schemas-microsoft-com:office:office" xmlns:r="http://schemas.openxmlformats.org/officeDocument/2006/relationships" xmlns:m="http://schemas.openxmlformats.org/officeDocument/2006/math" xmlns:v="urn:schemas-microsoft-com:vml" xmlns:wp14="http://schemas.microsoft.com/office/word/2010/wordprocessingDrawing" xmlns:wp="http://schemas.openxmlformats.org/drawingml/2006/wordprocessingDrawing" xmlns:w10="urn:schemas-microsoft-com:office:word" xmlns:w="http://schemas.openxmlformats.org/wordprocessingml/2006/main" xmlns:w14="http://schemas.microsoft.com/office/word/2010/wordml" xmlns:w15="http://schemas.microsoft.com/office/word/2012/wordml" xmlns:w16cid="http://schemas.microsoft.com/office/word/2016/wordml/cid" xmlns:w16se="http://schemas.microsoft.com/office/word/2015/wordml/symex" xmlns:wpg="http://schemas.microsoft.com/office/word/2010/wordprocessingGroup" xmlns:wpi="http://schemas.microsoft.com/office/word/2010/wordprocessingInk" xmlns:wne="http://schemas.microsoft.com/office/word/2006/wordml" xmlns:wps="http://schemas.microsoft.com/office/word/2010/wordprocessingShape" mc:Ignorable="w14 w15 w16se w16cid wp14">
   <w:body>
-    <w:p>
-      <w:pPr>
-        <w:rPr>
-          <w:rFonts w:ascii="TH Sarabun New" w:hAnsi="TH Sarabun New" w:cs="TH Sarabun New"/>
-          <w:b/>
-          <w:bCs/>
-          <w:sz w:val="28"/>
-        </w:rPr>
-      </w:pPr>
-      <w:r>
-        <w:rPr>
-          <w:rFonts w:ascii="TH Sarabun New" w:hAnsi="TH Sarabun New" w:cs="TH Sarabun New"/>
-          <w:b/>
-          <w:bCs/>
-          <w:color w:val="000000"/>
-          <w:sz w:val="28"/>
-        </w:rPr>
-        <w:t>EPA3</w:t>
-      </w:r>
-      <w:r>
-        <w:rPr>
-          <w:rFonts w:ascii="TH Sarabun New" w:hAnsi="TH Sarabun New" w:cs="TH Sarabun New"/>
-          <w:b/>
-          <w:bCs/>
-          <w:color w:val="000000"/>
-          <w:sz w:val="28"/>
-          <w:cs/>
-        </w:rPr>
-        <w:t xml:space="preserve">: </w:t>
-      </w:r>
-      <w:r>
-        <w:rPr>
-          <w:rFonts w:ascii="TH Sarabun New" w:hAnsi="TH Sarabun New" w:cs="TH Sarabun New"/>
-          <w:b/>
-          <w:bCs/>
-          <w:sz w:val="28"/>
-        </w:rPr>
-        <w:t>Management of Gastrointestinal Bleeding</w:t>
-      </w:r>
-    </w:p>
     <w:tbl>
       <w:tblPr>
-        <w:tblW w:w="10060" w:type="dxa"/>
-        <w:tblBorders>
-          <w:top w:val="single" w:sz="4" w:space="0" w:color="auto"/>
-          <w:left w:val="single" w:sz="4" w:space="0" w:color="auto"/>
-          <w:bottom w:val="single" w:sz="4" w:space="0" w:color="auto"/>
-          <w:right w:val="single" w:sz="4" w:space="0" w:color="auto"/>
-          <w:insideH w:val="single" w:sz="4" w:space="0" w:color="auto"/>
-          <w:insideV w:val="single" w:sz="4" w:space="0" w:color="auto"/>
-        </w:tblBorders>
+        <w:tblStyle w:val="a3"/>
+        <w:tblpPr w:leftFromText="180" w:rightFromText="180" w:horzAnchor="margin" w:tblpY="475"/>
+        <w:tblW w:w="0" w:type="auto"/>
         <w:tblLook w:val="04A0" w:firstRow="1" w:lastRow="0" w:firstColumn="1" w:lastColumn="0" w:noHBand="0" w:noVBand="1"/>
       </w:tblPr>
       <w:tblGrid>
-        <w:gridCol w:w="2065"/>
-        <w:gridCol w:w="7995"/>
+        <w:gridCol w:w="704"/>
+        <w:gridCol w:w="2309"/>
       </w:tblGrid>
       <w:tr>
-        <w:tc>
-          <w:tcPr>
-            <w:tcW w:w="2065" w:type="dxa"/>
-            <w:shd w:val="clear" w:color="auto" w:fill="auto"/>
+        <w:trPr>
+          <w:trHeight w:val="419"/>
+        </w:trPr>
+        <w:tc>
+          <w:tcPr>
+            <w:tcW w:w="3013" w:type="dxa"/>
+            <w:gridSpan w:val="2"/>
+            <w:vAlign w:val="center"/>
           </w:tcPr>
           <w:p>
             <w:pPr>
@@ -84,748 +42,136 @@
                 <w:sz w:val="28"/>
                 <w:cs/>
               </w:rPr>
-              <w:t>หัวข้อที่</w:t>
-            </w:r>
-          </w:p>
-        </w:tc>
-        <w:tc>
-          <w:tcPr>
-            <w:tcW w:w="7995" w:type="dxa"/>
-            <w:shd w:val="clear" w:color="auto" w:fill="auto"/>
-          </w:tcPr>
-          <w:p>
-            <w:pPr>
-              <w:jc w:val="center"/>
-              <w:rPr>
-                <w:rFonts w:ascii="TH Sarabun New" w:hAnsi="TH Sarabun New" w:cs="TH Sarabun New"/>
-                <w:b/>
-                <w:bCs/>
-                <w:sz w:val="28"/>
-              </w:rPr>
-            </w:pPr>
-            <w:r>
-              <w:rPr>
-                <w:rFonts w:ascii="TH Sarabun New" w:hAnsi="TH Sarabun New" w:cs="TH Sarabun New"/>
-                <w:b/>
-                <w:bCs/>
-                <w:sz w:val="28"/>
-                <w:cs/>
-              </w:rPr>
-              <w:t>รายละเอียด</w:t>
+              <w:t>จำนวนครั้ง</w:t>
+            </w:r>
+            <w:r>
+              <w:rPr>
+                <w:rFonts w:ascii="TH Sarabun New" w:hAnsi="TH Sarabun New" w:cs="TH Sarabun New" w:hint="cs"/>
+                <w:b/>
+                <w:bCs/>
+                <w:sz w:val="28"/>
+                <w:cs/>
+              </w:rPr>
+              <w:t>ที่ประเมิน</w:t>
             </w:r>
           </w:p>
         </w:tc>
       </w:tr>
       <w:tr>
-        <w:tc>
-          <w:tcPr>
-            <w:tcW w:w="2065" w:type="dxa"/>
-            <w:shd w:val="clear" w:color="auto" w:fill="auto"/>
-          </w:tcPr>
-          <w:p>
-            <w:pPr>
-              <w:rPr>
-                <w:rFonts w:ascii="TH Sarabun New" w:hAnsi="TH Sarabun New" w:cs="TH Sarabun New"/>
-                <w:sz w:val="28"/>
-              </w:rPr>
-            </w:pPr>
-            <w:r>
-              <w:rPr>
-                <w:rFonts w:ascii="TH Sarabun New" w:hAnsi="TH Sarabun New" w:cs="TH Sarabun New"/>
-                <w:sz w:val="28"/>
-                <w:cs/>
-              </w:rPr>
-              <w:t>1.ชื่อเรื่องกิจกรรม</w:t>
-            </w:r>
-          </w:p>
-        </w:tc>
-        <w:tc>
-          <w:tcPr>
-            <w:tcW w:w="7995" w:type="dxa"/>
-            <w:shd w:val="clear" w:color="auto" w:fill="FFFFFF"/>
-          </w:tcPr>
-          <w:p>
-            <w:pPr>
-              <w:rPr>
-                <w:rFonts w:ascii="TH Sarabun New" w:hAnsi="TH Sarabun New" w:cs="TH Sarabun New"/>
-                <w:b/>
-                <w:bCs/>
-                <w:sz w:val="28"/>
-                <w:cs/>
-              </w:rPr>
-            </w:pPr>
-            <w:r>
-              <w:rPr>
-                <w:rFonts w:ascii="TH Sarabun New" w:hAnsi="TH Sarabun New" w:cs="TH Sarabun New"/>
-                <w:b/>
-                <w:bCs/>
-                <w:sz w:val="28"/>
-                <w:cs/>
-              </w:rPr>
-              <w:t>การดูแลและรักษาผู้ป่วยที่มีภาวะเลือดในทางเดินอาหารได้</w:t>
+        <w:trPr>
+          <w:trHeight w:val="436"/>
+        </w:trPr>
+        <w:tc>
+          <w:tcPr>
+            <w:tcW w:w="704" w:type="dxa"/>
+            <w:vAlign w:val="center"/>
+          </w:tcPr>
+          <w:p>
+            <w:pPr>
+              <w:rPr>
+                <w:rFonts w:ascii="TH Sarabun New" w:hAnsi="TH Sarabun New" w:cs="TH Sarabun New"/>
+                <w:b/>
+                <w:bCs/>
+                <w:sz w:val="28"/>
+              </w:rPr>
+            </w:pPr>
+          </w:p>
+        </w:tc>
+        <w:tc>
+          <w:tcPr>
+            <w:tcW w:w="2309" w:type="dxa"/>
+            <w:vAlign w:val="center"/>
+          </w:tcPr>
+          <w:p>
+            <w:pPr>
+              <w:rPr>
+                <w:rFonts w:ascii="TH Sarabun New" w:hAnsi="TH Sarabun New" w:cs="TH Sarabun New"/>
+                <w:b/>
+                <w:bCs/>
+                <w:sz w:val="28"/>
+              </w:rPr>
+            </w:pPr>
+            <w:r>
+              <w:rPr>
+                <w:rFonts w:ascii="TH Sarabun New" w:hAnsi="TH Sarabun New" w:cs="TH Sarabun New"/>
+                <w:b/>
+                <w:bCs/>
+                <w:sz w:val="28"/>
+                <w:cs/>
+              </w:rPr>
+              <w:t xml:space="preserve">ครั้งที่ </w:t>
+            </w:r>
+            <w:r>
+              <w:rPr>
+                <w:rFonts w:ascii="TH Sarabun New" w:hAnsi="TH Sarabun New" w:cs="TH Sarabun New"/>
+                <w:b/>
+                <w:bCs/>
+                <w:sz w:val="28"/>
+              </w:rPr>
+              <w:t>1</w:t>
             </w:r>
           </w:p>
         </w:tc>
       </w:tr>
       <w:tr>
-        <w:tc>
-          <w:tcPr>
-            <w:tcW w:w="2065" w:type="dxa"/>
-            <w:shd w:val="clear" w:color="auto" w:fill="auto"/>
-          </w:tcPr>
-          <w:p>
-            <w:pPr>
-              <w:rPr>
-                <w:rFonts w:ascii="TH Sarabun New" w:hAnsi="TH Sarabun New" w:cs="TH Sarabun New"/>
-                <w:sz w:val="28"/>
-                <w:cs/>
-              </w:rPr>
-            </w:pPr>
-            <w:r>
-              <w:rPr>
-                <w:rFonts w:ascii="TH Sarabun New" w:hAnsi="TH Sarabun New" w:cs="TH Sarabun New"/>
-                <w:sz w:val="28"/>
+        <w:trPr>
+          <w:trHeight w:val="419"/>
+        </w:trPr>
+        <w:tc>
+          <w:tcPr>
+            <w:tcW w:w="704" w:type="dxa"/>
+            <w:vAlign w:val="center"/>
+          </w:tcPr>
+          <w:p>
+            <w:pPr>
+              <w:rPr>
+                <w:rFonts w:ascii="TH Sarabun New" w:hAnsi="TH Sarabun New" w:cs="TH Sarabun New"/>
+                <w:b/>
+                <w:bCs/>
+                <w:sz w:val="28"/>
+              </w:rPr>
+            </w:pPr>
+          </w:p>
+        </w:tc>
+        <w:tc>
+          <w:tcPr>
+            <w:tcW w:w="2309" w:type="dxa"/>
+            <w:vAlign w:val="center"/>
+          </w:tcPr>
+          <w:p>
+            <w:pPr>
+              <w:rPr>
+                <w:rFonts w:ascii="TH Sarabun New" w:hAnsi="TH Sarabun New" w:cs="TH Sarabun New"/>
+                <w:b/>
+                <w:bCs/>
+                <w:sz w:val="28"/>
+                <w:cs/>
+              </w:rPr>
+            </w:pPr>
+            <w:r>
+              <w:rPr>
+                <w:rFonts w:ascii="TH Sarabun New" w:hAnsi="TH Sarabun New" w:cs="TH Sarabun New"/>
+                <w:b/>
+                <w:bCs/>
+                <w:sz w:val="28"/>
+                <w:cs/>
+              </w:rPr>
+              <w:t xml:space="preserve">ครั้งที่ </w:t>
+            </w:r>
+            <w:r>
+              <w:rPr>
+                <w:rFonts w:ascii="TH Sarabun New" w:hAnsi="TH Sarabun New" w:cs="TH Sarabun New" w:hint="cs"/>
+                <w:b/>
+                <w:bCs/>
+                <w:sz w:val="28"/>
+                <w:cs/>
               </w:rPr>
               <w:t>2</w:t>
-            </w:r>
-            <w:r>
-              <w:rPr>
-                <w:rFonts w:ascii="TH Sarabun New" w:hAnsi="TH Sarabun New" w:cs="TH Sarabun New"/>
-                <w:sz w:val="28"/>
-                <w:cs/>
-              </w:rPr>
-              <w:t>.ข้อกำหนด และข้อจำกัดของกิจกรรม (สถานที่ ลักษณะผู้ป่วย)</w:t>
-            </w:r>
-          </w:p>
-        </w:tc>
-        <w:tc>
-          <w:tcPr>
-            <w:tcW w:w="7995" w:type="dxa"/>
-            <w:shd w:val="clear" w:color="auto" w:fill="auto"/>
-          </w:tcPr>
-          <w:p>
-            <w:pPr>
-              <w:spacing w:after="40"/>
-              <w:rPr>
-                <w:rFonts w:ascii="TH Sarabun New" w:hAnsi="TH Sarabun New" w:cs="TH Sarabun New"/>
-                <w:sz w:val="28"/>
-                <w:u w:val="single"/>
-              </w:rPr>
-            </w:pPr>
-            <w:r>
-              <w:rPr>
-                <w:rFonts w:ascii="TH Sarabun New" w:hAnsi="TH Sarabun New" w:cs="TH Sarabun New"/>
-                <w:sz w:val="28"/>
-                <w:u w:val="single"/>
-                <w:cs/>
-              </w:rPr>
-              <w:t>รายละเอียดของกิจกรรม</w:t>
-            </w:r>
-          </w:p>
-          <w:p>
-            <w:pPr>
-              <w:spacing w:after="40"/>
-              <w:rPr>
-                <w:rFonts w:ascii="TH Sarabun New" w:hAnsi="TH Sarabun New" w:cs="TH Sarabun New"/>
-                <w:sz w:val="28"/>
-              </w:rPr>
-            </w:pPr>
-            <w:r>
-              <w:rPr>
-                <w:rFonts w:ascii="TH Sarabun New" w:hAnsi="TH Sarabun New" w:cs="TH Sarabun New"/>
-                <w:sz w:val="28"/>
-                <w:cs/>
-              </w:rPr>
-              <w:t xml:space="preserve">1.สามารถซักประวัติ ตรวจร่างกาย ส่งตรวจเพิ่มเติมได้อย่างเหมาะสม </w:t>
-            </w:r>
-          </w:p>
-          <w:p>
-            <w:pPr>
-              <w:spacing w:after="40"/>
-              <w:rPr>
-                <w:rFonts w:ascii="TH Sarabun New" w:hAnsi="TH Sarabun New" w:cs="TH Sarabun New"/>
-                <w:sz w:val="28"/>
-                <w:cs/>
-              </w:rPr>
-            </w:pPr>
-            <w:r>
-              <w:rPr>
-                <w:rFonts w:ascii="TH Sarabun New" w:hAnsi="TH Sarabun New" w:cs="TH Sarabun New"/>
-                <w:sz w:val="28"/>
-                <w:cs/>
-              </w:rPr>
-              <w:t>2. ให้การรักษาเบื้องต้น อธิบายวิธีการรักษาด้วยกล้องส่องทางเดินอาหารและผ่าตัดได้อย่างถูกต้อง</w:t>
-            </w:r>
-          </w:p>
-          <w:p>
-            <w:pPr>
-              <w:spacing w:after="40"/>
-              <w:rPr>
-                <w:rFonts w:ascii="TH Sarabun New" w:hAnsi="TH Sarabun New" w:cs="TH Sarabun New"/>
-                <w:sz w:val="28"/>
-                <w:cs/>
-              </w:rPr>
-            </w:pPr>
-            <w:r>
-              <w:rPr>
-                <w:rFonts w:ascii="TH Sarabun New" w:hAnsi="TH Sarabun New" w:cs="TH Sarabun New"/>
-                <w:sz w:val="28"/>
-                <w:cs/>
-              </w:rPr>
-              <w:t>3.เฝ้าระวังผลแทรกซ้อนที่อาจเกิดขึ้นได้อย่างเหมาะสม</w:t>
-            </w:r>
-          </w:p>
-        </w:tc>
-      </w:tr>
-      <w:tr>
-        <w:tc>
-          <w:tcPr>
-            <w:tcW w:w="2065" w:type="dxa"/>
-            <w:shd w:val="clear" w:color="auto" w:fill="auto"/>
-          </w:tcPr>
-          <w:p>
-            <w:pPr>
-              <w:rPr>
-                <w:rFonts w:ascii="TH Sarabun New" w:hAnsi="TH Sarabun New" w:cs="TH Sarabun New"/>
-                <w:sz w:val="28"/>
-              </w:rPr>
-            </w:pPr>
-            <w:r>
-              <w:rPr>
-                <w:rFonts w:ascii="TH Sarabun New" w:hAnsi="TH Sarabun New" w:cs="TH Sarabun New"/>
-                <w:sz w:val="28"/>
-              </w:rPr>
-              <w:t>3</w:t>
-            </w:r>
-            <w:r>
-              <w:rPr>
-                <w:rFonts w:ascii="TH Sarabun New" w:hAnsi="TH Sarabun New" w:cs="TH Sarabun New"/>
-                <w:sz w:val="28"/>
-                <w:cs/>
-              </w:rPr>
-              <w:t>.ข้อกำหนด้านประสบการณ์ความรู้ ทักษะทัศนคติ พฤติกรรม</w:t>
-            </w:r>
-          </w:p>
-        </w:tc>
-        <w:tc>
-          <w:tcPr>
-            <w:tcW w:w="7995" w:type="dxa"/>
-            <w:shd w:val="clear" w:color="auto" w:fill="auto"/>
-          </w:tcPr>
-          <w:p>
-            <w:pPr>
-              <w:spacing w:after="40"/>
-              <w:rPr>
-                <w:rFonts w:ascii="TH Sarabun New" w:hAnsi="TH Sarabun New" w:cs="TH Sarabun New"/>
-                <w:sz w:val="28"/>
-                <w:u w:val="single"/>
-              </w:rPr>
-            </w:pPr>
-            <w:r>
-              <w:rPr>
-                <w:rFonts w:ascii="TH Sarabun New" w:hAnsi="TH Sarabun New" w:cs="TH Sarabun New"/>
-                <w:sz w:val="28"/>
-                <w:u w:val="single"/>
-                <w:cs/>
-              </w:rPr>
-              <w:t>ความรู้ ทักษะ เจตคติ ที่จำเป็นต้องมี</w:t>
-            </w:r>
-          </w:p>
-          <w:p>
-            <w:pPr>
-              <w:spacing w:after="40"/>
-              <w:rPr>
-                <w:rFonts w:ascii="TH Sarabun New" w:hAnsi="TH Sarabun New" w:cs="TH Sarabun New"/>
-                <w:sz w:val="28"/>
-              </w:rPr>
-            </w:pPr>
-            <w:r>
-              <w:rPr>
-                <w:rFonts w:ascii="TH Sarabun New" w:hAnsi="TH Sarabun New" w:cs="TH Sarabun New"/>
-                <w:sz w:val="28"/>
-              </w:rPr>
-              <w:t>3</w:t>
-            </w:r>
-            <w:r>
-              <w:rPr>
-                <w:rFonts w:ascii="TH Sarabun New" w:hAnsi="TH Sarabun New" w:cs="TH Sarabun New"/>
-                <w:sz w:val="28"/>
-                <w:cs/>
-              </w:rPr>
-              <w:t>.1 ความรู้พื้นฐานของภาวะเลือดในทางเดินอาหาร อาการและอาการแสดง สามารถตรวจร่างกายประเมินความรุนแรง วินิจฉัยแยกโรคได้ ส่งตรวจเพิ่มเติมได้อย่างถูกต้อง เลือกวิธีการรักษาได้อย่างถูกต้อง เฝ้าระวังและรักษาผลแทรกซ้อนได้อย่างถูกต้อง</w:t>
-            </w:r>
-          </w:p>
-          <w:p>
-            <w:pPr>
-              <w:spacing w:after="40"/>
-              <w:rPr>
-                <w:rFonts w:ascii="TH Sarabun New" w:hAnsi="TH Sarabun New" w:cs="TH Sarabun New"/>
-                <w:sz w:val="28"/>
-              </w:rPr>
-            </w:pPr>
-            <w:r>
-              <w:rPr>
-                <w:rFonts w:ascii="TH Sarabun New" w:hAnsi="TH Sarabun New" w:cs="TH Sarabun New"/>
-                <w:sz w:val="28"/>
-              </w:rPr>
-              <w:t>3</w:t>
-            </w:r>
-            <w:r>
-              <w:rPr>
-                <w:rFonts w:ascii="TH Sarabun New" w:hAnsi="TH Sarabun New" w:cs="TH Sarabun New"/>
-                <w:sz w:val="28"/>
-                <w:cs/>
-              </w:rPr>
-              <w:t>.2 แสดงหรืออธิบายวิธีการรักษาด้วยกล้องส่องทางเดินอาหารและผ่าตัดได้อย่างถูกต้อง</w:t>
-            </w:r>
-          </w:p>
-          <w:p>
-            <w:pPr>
-              <w:spacing w:after="40"/>
-              <w:rPr>
-                <w:rFonts w:ascii="TH Sarabun New" w:hAnsi="TH Sarabun New" w:cs="TH Sarabun New"/>
-                <w:sz w:val="28"/>
-              </w:rPr>
-            </w:pPr>
-            <w:r>
-              <w:rPr>
-                <w:rFonts w:ascii="TH Sarabun New" w:hAnsi="TH Sarabun New" w:cs="TH Sarabun New"/>
-                <w:sz w:val="28"/>
-              </w:rPr>
-              <w:t>3</w:t>
-            </w:r>
-            <w:r>
-              <w:rPr>
-                <w:rFonts w:ascii="TH Sarabun New" w:hAnsi="TH Sarabun New" w:cs="TH Sarabun New"/>
-                <w:sz w:val="28"/>
-                <w:cs/>
-              </w:rPr>
-              <w:t xml:space="preserve">.3 ทักษะการสื่อสาร ให้ข้อมูลเพื่อให้ได้รับการยินยอมจากผู้ป่วยหรือญาติ </w:t>
-            </w:r>
-          </w:p>
-          <w:p>
-            <w:pPr>
-              <w:spacing w:after="40"/>
-              <w:rPr>
-                <w:rFonts w:ascii="TH Sarabun New" w:hAnsi="TH Sarabun New" w:cs="TH Sarabun New"/>
-                <w:sz w:val="28"/>
-              </w:rPr>
-            </w:pPr>
-            <w:r>
-              <w:rPr>
-                <w:rFonts w:ascii="TH Sarabun New" w:hAnsi="TH Sarabun New" w:cs="TH Sarabun New"/>
-                <w:sz w:val="28"/>
-              </w:rPr>
-              <w:t>3</w:t>
-            </w:r>
-            <w:r>
-              <w:rPr>
-                <w:rFonts w:ascii="TH Sarabun New" w:hAnsi="TH Sarabun New" w:cs="TH Sarabun New"/>
-                <w:sz w:val="28"/>
-                <w:cs/>
-              </w:rPr>
-              <w:t>.4 ทักษะการสื่อสาร ให้ข้อมูลหรือขอความร่วมมือจากผู้ร่วมงาน</w:t>
-            </w:r>
-          </w:p>
-          <w:p>
-            <w:pPr>
-              <w:spacing w:after="40"/>
-              <w:rPr>
-                <w:rFonts w:ascii="TH Sarabun New" w:hAnsi="TH Sarabun New" w:cs="TH Sarabun New"/>
-                <w:sz w:val="28"/>
-              </w:rPr>
-            </w:pPr>
-            <w:r>
-              <w:rPr>
-                <w:rFonts w:ascii="TH Sarabun New" w:hAnsi="TH Sarabun New" w:cs="TH Sarabun New"/>
-                <w:sz w:val="28"/>
-              </w:rPr>
-              <w:t>3</w:t>
-            </w:r>
-            <w:r>
-              <w:rPr>
-                <w:rFonts w:ascii="TH Sarabun New" w:hAnsi="TH Sarabun New" w:cs="TH Sarabun New"/>
-                <w:sz w:val="28"/>
-                <w:cs/>
-              </w:rPr>
-              <w:t>.5 พฤตินัยและเจตคติที่ดีต่อวิชาชีพแพทย์ มีคุณธรรม จริยธรรมและจรรยาบรรณแห่งวิชาชีพ</w:t>
-            </w:r>
-          </w:p>
-          <w:p>
-            <w:pPr>
-              <w:spacing w:after="40"/>
-              <w:rPr>
-                <w:rFonts w:ascii="TH Sarabun New" w:hAnsi="TH Sarabun New" w:cs="TH Sarabun New"/>
-                <w:sz w:val="28"/>
-                <w:cs/>
-              </w:rPr>
-            </w:pPr>
-            <w:r>
-              <w:rPr>
-                <w:rFonts w:ascii="TH Sarabun New" w:hAnsi="TH Sarabun New" w:cs="TH Sarabun New"/>
-                <w:sz w:val="28"/>
-              </w:rPr>
-              <w:t>3</w:t>
-            </w:r>
-            <w:r>
-              <w:rPr>
-                <w:rFonts w:ascii="TH Sarabun New" w:hAnsi="TH Sarabun New" w:cs="TH Sarabun New"/>
-                <w:sz w:val="28"/>
-                <w:cs/>
-              </w:rPr>
-              <w:t>.6 กำหนดความต้องการในการเรียนรู้ของตนเองได้อย่างครอบคลุมทุกด้านที่จำเป็น รู้จักวางแผนและแสวงหาวิธีการสร้างและพัฒนาความรู้ รวมทั้งพัฒนาตนเองอย่างต่อเนื่องและสม่ำเสมอ</w:t>
-            </w:r>
-          </w:p>
-        </w:tc>
-      </w:tr>
-      <w:tr>
-        <w:tc>
-          <w:tcPr>
-            <w:tcW w:w="2065" w:type="dxa"/>
-            <w:shd w:val="clear" w:color="auto" w:fill="auto"/>
-          </w:tcPr>
-          <w:p>
-            <w:pPr>
-              <w:rPr>
-                <w:rFonts w:ascii="TH Sarabun New" w:hAnsi="TH Sarabun New" w:cs="TH Sarabun New"/>
-                <w:sz w:val="28"/>
-              </w:rPr>
-            </w:pPr>
-            <w:r>
-              <w:rPr>
-                <w:rFonts w:ascii="TH Sarabun New" w:hAnsi="TH Sarabun New" w:cs="TH Sarabun New"/>
-                <w:sz w:val="28"/>
-                <w:cs/>
-              </w:rPr>
-              <w:t>5.การวัดและการประเมินผล</w:t>
-            </w:r>
-          </w:p>
-        </w:tc>
-        <w:tc>
-          <w:tcPr>
-            <w:tcW w:w="7995" w:type="dxa"/>
-            <w:shd w:val="clear" w:color="auto" w:fill="auto"/>
-          </w:tcPr>
-          <w:p>
-            <w:pPr>
-              <w:spacing w:after="40"/>
-              <w:rPr>
-                <w:rFonts w:ascii="TH Sarabun New" w:hAnsi="TH Sarabun New" w:cs="TH Sarabun New"/>
-                <w:sz w:val="28"/>
-                <w:u w:val="single"/>
-              </w:rPr>
-            </w:pPr>
-            <w:r>
-              <w:rPr>
-                <w:rFonts w:ascii="TH Sarabun New" w:hAnsi="TH Sarabun New" w:cs="TH Sarabun New"/>
-                <w:sz w:val="28"/>
-                <w:u w:val="single"/>
-                <w:cs/>
-              </w:rPr>
-              <w:t>วิธีการประเมินระดับความสามารถ</w:t>
-            </w:r>
-          </w:p>
-          <w:p>
-            <w:pPr>
-              <w:spacing w:after="40"/>
-              <w:rPr>
-                <w:rFonts w:ascii="TH Sarabun New" w:hAnsi="TH Sarabun New" w:cs="TH Sarabun New"/>
-                <w:sz w:val="28"/>
-              </w:rPr>
-            </w:pPr>
-            <w:r>
-              <w:rPr>
-                <w:rFonts w:ascii="TH Sarabun New" w:hAnsi="TH Sarabun New" w:cs="TH Sarabun New"/>
-                <w:sz w:val="28"/>
-                <w:cs/>
-              </w:rPr>
-              <w:t>5.1  การสังเกตระหว่างการปฏิบัติงานโดยอาจารย์</w:t>
-            </w:r>
-          </w:p>
-          <w:p>
-            <w:pPr>
-              <w:spacing w:after="40"/>
-              <w:rPr>
-                <w:rFonts w:ascii="TH Sarabun New" w:hAnsi="TH Sarabun New" w:cs="TH Sarabun New"/>
-                <w:sz w:val="28"/>
-              </w:rPr>
-            </w:pPr>
-            <w:r>
-              <w:rPr>
-                <w:rFonts w:ascii="TH Sarabun New" w:hAnsi="TH Sarabun New" w:cs="TH Sarabun New"/>
-                <w:sz w:val="28"/>
-                <w:cs/>
-              </w:rPr>
-              <w:t xml:space="preserve">5.2  การประเมินโดยอาจารย์ในระหว่าง </w:t>
-            </w:r>
-            <w:r>
-              <w:rPr>
-                <w:rFonts w:ascii="TH Sarabun New" w:hAnsi="TH Sarabun New" w:cs="TH Sarabun New"/>
-                <w:sz w:val="28"/>
-              </w:rPr>
-              <w:t>morning round, teaching round</w:t>
-            </w:r>
-          </w:p>
-          <w:p>
-            <w:pPr>
-              <w:spacing w:after="40"/>
-              <w:rPr>
-                <w:rFonts w:ascii="TH Sarabun New" w:hAnsi="TH Sarabun New" w:cs="TH Sarabun New"/>
-                <w:sz w:val="28"/>
-              </w:rPr>
-            </w:pPr>
-            <w:r>
-              <w:rPr>
-                <w:rFonts w:ascii="TH Sarabun New" w:hAnsi="TH Sarabun New" w:cs="TH Sarabun New"/>
-                <w:sz w:val="28"/>
-                <w:cs/>
-              </w:rPr>
-              <w:t xml:space="preserve">5.3  การสอบ </w:t>
-            </w:r>
-            <w:r>
-              <w:rPr>
-                <w:rFonts w:ascii="TH Sarabun New" w:hAnsi="TH Sarabun New" w:cs="TH Sarabun New"/>
-                <w:sz w:val="28"/>
-              </w:rPr>
-              <w:t>formative</w:t>
-            </w:r>
-          </w:p>
-          <w:p>
-            <w:pPr>
-              <w:spacing w:after="40"/>
-              <w:rPr>
-                <w:rFonts w:ascii="TH Sarabun New" w:hAnsi="TH Sarabun New" w:cs="TH Sarabun New"/>
-                <w:sz w:val="28"/>
-              </w:rPr>
-            </w:pPr>
-            <w:r>
-              <w:rPr>
-                <w:rFonts w:ascii="TH Sarabun New" w:hAnsi="TH Sarabun New" w:cs="TH Sarabun New"/>
-                <w:sz w:val="28"/>
-                <w:cs/>
-              </w:rPr>
-              <w:t xml:space="preserve">5.4  การสอบ </w:t>
-            </w:r>
-            <w:r>
-              <w:rPr>
-                <w:rFonts w:ascii="TH Sarabun New" w:hAnsi="TH Sarabun New" w:cs="TH Sarabun New"/>
-                <w:sz w:val="28"/>
-              </w:rPr>
-              <w:t>summative</w:t>
-            </w:r>
-          </w:p>
-        </w:tc>
-      </w:tr>
-      <w:tr>
-        <w:tc>
-          <w:tcPr>
-            <w:tcW w:w="2065" w:type="dxa"/>
-            <w:shd w:val="clear" w:color="auto" w:fill="auto"/>
-          </w:tcPr>
-          <w:p>
-            <w:pPr>
-              <w:rPr>
-                <w:rFonts w:ascii="TH Sarabun New" w:hAnsi="TH Sarabun New" w:cs="TH Sarabun New"/>
-                <w:sz w:val="28"/>
-              </w:rPr>
-            </w:pPr>
-            <w:r>
-              <w:rPr>
-                <w:rFonts w:ascii="TH Sarabun New" w:hAnsi="TH Sarabun New" w:cs="TH Sarabun New"/>
-                <w:sz w:val="28"/>
-                <w:cs/>
-              </w:rPr>
-              <w:t xml:space="preserve">6.ระดับความสามารถตาม </w:t>
-            </w:r>
-            <w:r>
-              <w:rPr>
-                <w:rFonts w:ascii="TH Sarabun New" w:hAnsi="TH Sarabun New" w:cs="TH Sarabun New"/>
-                <w:sz w:val="28"/>
-              </w:rPr>
-              <w:t xml:space="preserve">EPA </w:t>
-            </w:r>
-            <w:r>
-              <w:rPr>
-                <w:rFonts w:ascii="TH Sarabun New" w:hAnsi="TH Sarabun New" w:cs="TH Sarabun New"/>
-                <w:sz w:val="28"/>
-                <w:cs/>
-              </w:rPr>
-              <w:t>ของแพทย์ประจำบ้านของแต่ละ</w:t>
-            </w:r>
-          </w:p>
-          <w:p>
-            <w:pPr>
-              <w:rPr>
-                <w:rFonts w:ascii="TH Sarabun New" w:hAnsi="TH Sarabun New" w:cs="TH Sarabun New"/>
-                <w:sz w:val="28"/>
-                <w:cs/>
-              </w:rPr>
-            </w:pPr>
-            <w:r>
-              <w:rPr>
-                <w:rFonts w:ascii="TH Sarabun New" w:hAnsi="TH Sarabun New" w:cs="TH Sarabun New"/>
-                <w:sz w:val="28"/>
-                <w:cs/>
-              </w:rPr>
-              <w:t>ชั้นปี</w:t>
-            </w:r>
-          </w:p>
-        </w:tc>
-        <w:tc>
-          <w:tcPr>
-            <w:tcW w:w="7995" w:type="dxa"/>
-            <w:shd w:val="clear" w:color="auto" w:fill="auto"/>
-          </w:tcPr>
-          <w:p>
-            <w:pPr>
-              <w:spacing w:after="40"/>
-              <w:rPr>
-                <w:rFonts w:ascii="TH Sarabun New" w:hAnsi="TH Sarabun New" w:cs="TH Sarabun New"/>
-                <w:sz w:val="28"/>
-                <w:u w:val="single"/>
-              </w:rPr>
-            </w:pPr>
-            <w:r>
-              <w:rPr>
-                <w:rFonts w:ascii="TH Sarabun New" w:hAnsi="TH Sarabun New" w:cs="TH Sarabun New"/>
-                <w:sz w:val="28"/>
-                <w:u w:val="single"/>
-                <w:cs/>
-              </w:rPr>
-              <w:t xml:space="preserve">ระดับความสามารถที่พึงมี </w:t>
-            </w:r>
-          </w:p>
-          <w:p>
-            <w:pPr>
-              <w:spacing w:after="40"/>
-              <w:rPr>
-                <w:rFonts w:ascii="TH Sarabun New" w:hAnsi="TH Sarabun New" w:cs="TH Sarabun New"/>
-                <w:sz w:val="28"/>
-              </w:rPr>
-            </w:pPr>
-            <w:r>
-              <w:rPr>
-                <w:rFonts w:ascii="TH Sarabun New" w:hAnsi="TH Sarabun New" w:cs="TH Sarabun New"/>
-                <w:sz w:val="28"/>
-                <w:cs/>
-              </w:rPr>
-              <w:t xml:space="preserve">ต้องมีความสามารถอย่างน้อยระดับ </w:t>
-            </w:r>
-            <w:r>
-              <w:rPr>
-                <w:rFonts w:ascii="TH Sarabun New" w:hAnsi="TH Sarabun New" w:cs="TH Sarabun New"/>
-                <w:sz w:val="28"/>
-              </w:rPr>
-              <w:t>L2</w:t>
-            </w:r>
-            <w:r>
-              <w:rPr>
-                <w:rFonts w:ascii="TH Sarabun New" w:hAnsi="TH Sarabun New" w:cs="TH Sarabun New"/>
-                <w:sz w:val="28"/>
-                <w:cs/>
-              </w:rPr>
-              <w:t xml:space="preserve"> สำหรับการเลื่อนชั้นไปอยู่ระดับการฝึกอบรมหรือชั้นปีที่ 3 </w:t>
-            </w:r>
-          </w:p>
-          <w:p>
-            <w:pPr>
-              <w:spacing w:after="40"/>
-              <w:rPr>
-                <w:rFonts w:ascii="TH Sarabun New" w:hAnsi="TH Sarabun New" w:cs="TH Sarabun New"/>
-                <w:sz w:val="28"/>
-              </w:rPr>
-            </w:pPr>
-            <w:r>
-              <w:rPr>
-                <w:rFonts w:ascii="TH Sarabun New" w:hAnsi="TH Sarabun New" w:cs="TH Sarabun New"/>
-                <w:sz w:val="28"/>
-                <w:cs/>
-              </w:rPr>
-              <w:t xml:space="preserve">ต้องมีความสามารถอย่างน้อยระดับ </w:t>
-            </w:r>
-            <w:r>
-              <w:rPr>
-                <w:rFonts w:ascii="TH Sarabun New" w:hAnsi="TH Sarabun New" w:cs="TH Sarabun New"/>
-                <w:sz w:val="28"/>
-              </w:rPr>
-              <w:t>L</w:t>
-            </w:r>
-            <w:r>
-              <w:rPr>
-                <w:rFonts w:ascii="TH Sarabun New" w:hAnsi="TH Sarabun New" w:cs="TH Sarabun New"/>
-                <w:sz w:val="28"/>
-                <w:cs/>
-              </w:rPr>
-              <w:t>4 สำหรับการเลื่อนชั้นไปอยู่ระดับการฝึกอบรมหรือชั้นปีที่ 4</w:t>
-            </w:r>
-          </w:p>
-          <w:p>
-            <w:pPr>
-              <w:spacing w:after="40"/>
-              <w:rPr>
-                <w:rFonts w:ascii="TH Sarabun New" w:hAnsi="TH Sarabun New" w:cs="TH Sarabun New"/>
-                <w:sz w:val="28"/>
-                <w:cs/>
-              </w:rPr>
-            </w:pPr>
-            <w:r>
-              <w:rPr>
-                <w:rFonts w:ascii="TH Sarabun New" w:hAnsi="TH Sarabun New" w:cs="TH Sarabun New"/>
-                <w:sz w:val="28"/>
-                <w:cs/>
-              </w:rPr>
-              <w:t xml:space="preserve">ต้องมีความสามารถอย่างน้อยระดับ </w:t>
-            </w:r>
-            <w:r>
-              <w:rPr>
-                <w:rFonts w:ascii="TH Sarabun New" w:hAnsi="TH Sarabun New" w:cs="TH Sarabun New"/>
-                <w:sz w:val="28"/>
-              </w:rPr>
-              <w:t>L</w:t>
-            </w:r>
-            <w:r>
-              <w:rPr>
-                <w:rFonts w:ascii="TH Sarabun New" w:hAnsi="TH Sarabun New" w:cs="TH Sarabun New"/>
-                <w:sz w:val="28"/>
-                <w:cs/>
-              </w:rPr>
-              <w:t>5 เมื่อสิ้นสุดการฝึกอบรมในระดับหรือชั้นปีที่ 4</w:t>
             </w:r>
           </w:p>
         </w:tc>
       </w:tr>
     </w:tbl>
-    <w:p>
-      <w:pPr>
-        <w:rPr>
-          <w:rFonts w:ascii="TH Sarabun New" w:hAnsi="TH Sarabun New" w:cs="TH Sarabun New"/>
-          <w:b/>
-          <w:bCs/>
-          <w:color w:val="000000"/>
-          <w:sz w:val="28"/>
-        </w:rPr>
-      </w:pPr>
-    </w:p>
-    <w:p>
-      <w:pPr>
-        <w:rPr>
-          <w:rFonts w:ascii="TH Sarabun New" w:hAnsi="TH Sarabun New" w:cs="TH Sarabun New"/>
-          <w:b/>
-          <w:bCs/>
-          <w:sz w:val="28"/>
-        </w:rPr>
-      </w:pPr>
-    </w:p>
-    <w:p>
-      <w:pPr>
-        <w:rPr>
-          <w:rFonts w:ascii="TH Sarabun New" w:hAnsi="TH Sarabun New" w:cs="TH Sarabun New"/>
-          <w:b/>
-          <w:bCs/>
-          <w:sz w:val="28"/>
-        </w:rPr>
-      </w:pPr>
-    </w:p>
     <w:p>
       <w:pPr>
         <w:rPr>
@@ -842,18 +188,7 @@
           <w:bCs/>
           <w:sz w:val="28"/>
         </w:rPr>
-        <w:lastRenderedPageBreak/>
-        <w:t xml:space="preserve">Milestone </w:t>
-      </w:r>
-      <w:proofErr w:type="gramStart"/>
-      <w:r>
-        <w:rPr>
-          <w:rFonts w:ascii="TH Sarabun New" w:hAnsi="TH Sarabun New" w:cs="TH Sarabun New"/>
-          <w:b/>
-          <w:bCs/>
-          <w:sz w:val="28"/>
-        </w:rPr>
-        <w:t xml:space="preserve">EPA3 </w:t>
+        <w:t xml:space="preserve">Milestone EPA3 </w:t>
       </w:r>
       <w:r>
         <w:rPr>
@@ -863,18 +198,7 @@
           <w:sz w:val="28"/>
           <w:cs/>
         </w:rPr>
-        <w:t>:</w:t>
-      </w:r>
-      <w:proofErr w:type="gramEnd"/>
-      <w:r>
-        <w:rPr>
-          <w:rFonts w:ascii="TH Sarabun New" w:hAnsi="TH Sarabun New" w:cs="TH Sarabun New"/>
-          <w:b/>
-          <w:bCs/>
-          <w:sz w:val="28"/>
-          <w:cs/>
-        </w:rPr>
-        <w:t xml:space="preserve"> </w:t>
+        <w:t xml:space="preserve">: </w:t>
       </w:r>
       <w:r>
         <w:rPr>
@@ -886,10 +210,38 @@
         <w:t>Management of Gastrointestinal Bleeding</w:t>
       </w:r>
     </w:p>
+    <w:p>
+      <w:pPr>
+        <w:rPr>
+          <w:rFonts w:ascii="TH Sarabun New" w:hAnsi="TH Sarabun New" w:cs="TH Sarabun New"/>
+          <w:b/>
+          <w:bCs/>
+          <w:sz w:val="28"/>
+        </w:rPr>
+      </w:pPr>
+    </w:p>
+    <w:p>
+      <w:pPr>
+        <w:rPr>
+          <w:rFonts w:ascii="TH Sarabun New" w:hAnsi="TH Sarabun New" w:cs="TH Sarabun New"/>
+          <w:sz w:val="28"/>
+        </w:rPr>
+      </w:pPr>
+    </w:p>
+    <w:p>
+      <w:pPr>
+        <w:rPr>
+          <w:rFonts w:ascii="TH Sarabun New" w:hAnsi="TH Sarabun New" w:cs="TH Sarabun New"/>
+          <w:sz w:val="28"/>
+        </w:rPr>
+      </w:pPr>
+      <w:bookmarkStart w:id="0" w:name="_GoBack"/>
+      <w:bookmarkEnd w:id="0"/>
+    </w:p>
     <w:tbl>
       <w:tblPr>
-        <w:tblW w:w="9922" w:type="dxa"/>
-        <w:tblInd w:w="-5" w:type="dxa"/>
+        <w:tblW w:w="10915" w:type="dxa"/>
+        <w:tblInd w:w="-998" w:type="dxa"/>
         <w:tblBorders>
           <w:top w:val="single" w:sz="4" w:space="0" w:color="auto"/>
           <w:left w:val="single" w:sz="4" w:space="0" w:color="auto"/>
@@ -902,12 +254,12 @@
         <w:tblLook w:val="04A0" w:firstRow="1" w:lastRow="0" w:firstColumn="1" w:lastColumn="0" w:noHBand="0" w:noVBand="1"/>
       </w:tblPr>
       <w:tblGrid>
-        <w:gridCol w:w="4678"/>
-        <w:gridCol w:w="1134"/>
-        <w:gridCol w:w="1134"/>
-        <w:gridCol w:w="992"/>
-        <w:gridCol w:w="992"/>
-        <w:gridCol w:w="992"/>
+        <w:gridCol w:w="8081"/>
+        <w:gridCol w:w="567"/>
+        <w:gridCol w:w="567"/>
+        <w:gridCol w:w="567"/>
+        <w:gridCol w:w="567"/>
+        <w:gridCol w:w="566"/>
       </w:tblGrid>
       <w:tr>
         <w:trPr>
@@ -915,7 +267,7 @@
         </w:trPr>
         <w:tc>
           <w:tcPr>
-            <w:tcW w:w="4678" w:type="dxa"/>
+            <w:tcW w:w="8081" w:type="dxa"/>
             <w:tcBorders>
               <w:bottom w:val="single" w:sz="4" w:space="0" w:color="auto"/>
             </w:tcBorders>
@@ -941,13 +293,11 @@
               </w:rPr>
               <w:t>หัวข้อ</w:t>
             </w:r>
-            <w:bookmarkStart w:id="0" w:name="_GoBack"/>
-            <w:bookmarkEnd w:id="0"/>
-          </w:p>
-        </w:tc>
-        <w:tc>
-          <w:tcPr>
-            <w:tcW w:w="1134" w:type="dxa"/>
+          </w:p>
+        </w:tc>
+        <w:tc>
+          <w:tcPr>
+            <w:tcW w:w="567" w:type="dxa"/>
             <w:tcBorders>
               <w:bottom w:val="single" w:sz="4" w:space="0" w:color="auto"/>
             </w:tcBorders>
@@ -976,7 +326,7 @@
         </w:tc>
         <w:tc>
           <w:tcPr>
-            <w:tcW w:w="1134" w:type="dxa"/>
+            <w:tcW w:w="567" w:type="dxa"/>
             <w:tcBorders>
               <w:bottom w:val="single" w:sz="4" w:space="0" w:color="auto"/>
             </w:tcBorders>
@@ -1005,7 +355,7 @@
         </w:tc>
         <w:tc>
           <w:tcPr>
-            <w:tcW w:w="992" w:type="dxa"/>
+            <w:tcW w:w="567" w:type="dxa"/>
             <w:tcBorders>
               <w:bottom w:val="single" w:sz="4" w:space="0" w:color="auto"/>
             </w:tcBorders>
@@ -1034,7 +384,7 @@
         </w:tc>
         <w:tc>
           <w:tcPr>
-            <w:tcW w:w="992" w:type="dxa"/>
+            <w:tcW w:w="567" w:type="dxa"/>
             <w:tcBorders>
               <w:bottom w:val="single" w:sz="4" w:space="0" w:color="auto"/>
             </w:tcBorders>
@@ -1063,7 +413,7 @@
         </w:tc>
         <w:tc>
           <w:tcPr>
-            <w:tcW w:w="992" w:type="dxa"/>
+            <w:tcW w:w="566" w:type="dxa"/>
             <w:tcBorders>
               <w:bottom w:val="single" w:sz="4" w:space="0" w:color="auto"/>
             </w:tcBorders>
@@ -1094,7 +444,7 @@
       <w:tr>
         <w:tc>
           <w:tcPr>
-            <w:tcW w:w="4678" w:type="dxa"/>
+            <w:tcW w:w="8081" w:type="dxa"/>
             <w:tcBorders>
               <w:bottom w:val="nil"/>
             </w:tcBorders>
@@ -1129,7 +479,7 @@
         </w:tc>
         <w:tc>
           <w:tcPr>
-            <w:tcW w:w="1134" w:type="dxa"/>
+            <w:tcW w:w="567" w:type="dxa"/>
             <w:tcBorders>
               <w:bottom w:val="nil"/>
             </w:tcBorders>
@@ -1146,7 +496,7 @@
         </w:tc>
         <w:tc>
           <w:tcPr>
-            <w:tcW w:w="1134" w:type="dxa"/>
+            <w:tcW w:w="567" w:type="dxa"/>
             <w:tcBorders>
               <w:bottom w:val="nil"/>
             </w:tcBorders>
@@ -1163,7 +513,7 @@
         </w:tc>
         <w:tc>
           <w:tcPr>
-            <w:tcW w:w="992" w:type="dxa"/>
+            <w:tcW w:w="567" w:type="dxa"/>
             <w:tcBorders>
               <w:bottom w:val="nil"/>
             </w:tcBorders>
@@ -1180,7 +530,7 @@
         </w:tc>
         <w:tc>
           <w:tcPr>
-            <w:tcW w:w="992" w:type="dxa"/>
+            <w:tcW w:w="567" w:type="dxa"/>
             <w:tcBorders>
               <w:bottom w:val="nil"/>
             </w:tcBorders>
@@ -1197,7 +547,7 @@
         </w:tc>
         <w:tc>
           <w:tcPr>
-            <w:tcW w:w="992" w:type="dxa"/>
+            <w:tcW w:w="566" w:type="dxa"/>
             <w:tcBorders>
               <w:bottom w:val="nil"/>
             </w:tcBorders>
@@ -1216,7 +566,7 @@
       <w:tr>
         <w:tc>
           <w:tcPr>
-            <w:tcW w:w="4678" w:type="dxa"/>
+            <w:tcW w:w="8081" w:type="dxa"/>
             <w:tcBorders>
               <w:top w:val="single" w:sz="4" w:space="0" w:color="auto"/>
               <w:bottom w:val="single" w:sz="4" w:space="0" w:color="auto"/>
@@ -1252,87 +602,87 @@
         </w:tc>
         <w:tc>
           <w:tcPr>
-            <w:tcW w:w="1134" w:type="dxa"/>
-            <w:tcBorders>
-              <w:top w:val="dotted" w:sz="4" w:space="0" w:color="auto"/>
-              <w:left w:val="single" w:sz="4" w:space="0" w:color="auto"/>
-              <w:bottom w:val="dotted" w:sz="4" w:space="0" w:color="auto"/>
-              <w:right w:val="single" w:sz="4" w:space="0" w:color="auto"/>
-            </w:tcBorders>
-            <w:shd w:val="clear" w:color="auto" w:fill="auto"/>
-          </w:tcPr>
-          <w:p>
-            <w:pPr>
-              <w:rPr>
-                <w:rFonts w:ascii="TH Sarabun New" w:hAnsi="TH Sarabun New" w:cs="TH Sarabun New"/>
-                <w:sz w:val="28"/>
-              </w:rPr>
-            </w:pPr>
-          </w:p>
-        </w:tc>
-        <w:tc>
-          <w:tcPr>
-            <w:tcW w:w="1134" w:type="dxa"/>
-            <w:tcBorders>
-              <w:top w:val="dotted" w:sz="4" w:space="0" w:color="auto"/>
-              <w:left w:val="single" w:sz="4" w:space="0" w:color="auto"/>
-              <w:bottom w:val="dotted" w:sz="4" w:space="0" w:color="auto"/>
-              <w:right w:val="single" w:sz="4" w:space="0" w:color="auto"/>
-            </w:tcBorders>
-            <w:shd w:val="clear" w:color="auto" w:fill="auto"/>
-          </w:tcPr>
-          <w:p>
-            <w:pPr>
-              <w:rPr>
-                <w:rFonts w:ascii="TH Sarabun New" w:hAnsi="TH Sarabun New" w:cs="TH Sarabun New"/>
-                <w:sz w:val="28"/>
-              </w:rPr>
-            </w:pPr>
-          </w:p>
-        </w:tc>
-        <w:tc>
-          <w:tcPr>
-            <w:tcW w:w="992" w:type="dxa"/>
-            <w:tcBorders>
-              <w:top w:val="dotted" w:sz="4" w:space="0" w:color="auto"/>
-              <w:left w:val="single" w:sz="4" w:space="0" w:color="auto"/>
-              <w:bottom w:val="dotted" w:sz="4" w:space="0" w:color="auto"/>
-              <w:right w:val="single" w:sz="4" w:space="0" w:color="auto"/>
-            </w:tcBorders>
-            <w:shd w:val="clear" w:color="auto" w:fill="auto"/>
-          </w:tcPr>
-          <w:p>
-            <w:pPr>
-              <w:rPr>
-                <w:rFonts w:ascii="TH Sarabun New" w:hAnsi="TH Sarabun New" w:cs="TH Sarabun New"/>
-                <w:sz w:val="28"/>
-              </w:rPr>
-            </w:pPr>
-          </w:p>
-        </w:tc>
-        <w:tc>
-          <w:tcPr>
-            <w:tcW w:w="992" w:type="dxa"/>
-            <w:tcBorders>
-              <w:top w:val="dotted" w:sz="4" w:space="0" w:color="auto"/>
-              <w:left w:val="single" w:sz="4" w:space="0" w:color="auto"/>
-              <w:bottom w:val="dotted" w:sz="4" w:space="0" w:color="auto"/>
-              <w:right w:val="single" w:sz="4" w:space="0" w:color="auto"/>
-            </w:tcBorders>
-            <w:shd w:val="clear" w:color="auto" w:fill="auto"/>
-          </w:tcPr>
-          <w:p>
-            <w:pPr>
-              <w:rPr>
-                <w:rFonts w:ascii="TH Sarabun New" w:hAnsi="TH Sarabun New" w:cs="TH Sarabun New"/>
-                <w:sz w:val="28"/>
-              </w:rPr>
-            </w:pPr>
-          </w:p>
-        </w:tc>
-        <w:tc>
-          <w:tcPr>
-            <w:tcW w:w="992" w:type="dxa"/>
+            <w:tcW w:w="567" w:type="dxa"/>
+            <w:tcBorders>
+              <w:top w:val="dotted" w:sz="4" w:space="0" w:color="auto"/>
+              <w:left w:val="single" w:sz="4" w:space="0" w:color="auto"/>
+              <w:bottom w:val="dotted" w:sz="4" w:space="0" w:color="auto"/>
+              <w:right w:val="single" w:sz="4" w:space="0" w:color="auto"/>
+            </w:tcBorders>
+            <w:shd w:val="clear" w:color="auto" w:fill="auto"/>
+          </w:tcPr>
+          <w:p>
+            <w:pPr>
+              <w:rPr>
+                <w:rFonts w:ascii="TH Sarabun New" w:hAnsi="TH Sarabun New" w:cs="TH Sarabun New"/>
+                <w:sz w:val="28"/>
+              </w:rPr>
+            </w:pPr>
+          </w:p>
+        </w:tc>
+        <w:tc>
+          <w:tcPr>
+            <w:tcW w:w="567" w:type="dxa"/>
+            <w:tcBorders>
+              <w:top w:val="dotted" w:sz="4" w:space="0" w:color="auto"/>
+              <w:left w:val="single" w:sz="4" w:space="0" w:color="auto"/>
+              <w:bottom w:val="dotted" w:sz="4" w:space="0" w:color="auto"/>
+              <w:right w:val="single" w:sz="4" w:space="0" w:color="auto"/>
+            </w:tcBorders>
+            <w:shd w:val="clear" w:color="auto" w:fill="auto"/>
+          </w:tcPr>
+          <w:p>
+            <w:pPr>
+              <w:rPr>
+                <w:rFonts w:ascii="TH Sarabun New" w:hAnsi="TH Sarabun New" w:cs="TH Sarabun New"/>
+                <w:sz w:val="28"/>
+              </w:rPr>
+            </w:pPr>
+          </w:p>
+        </w:tc>
+        <w:tc>
+          <w:tcPr>
+            <w:tcW w:w="567" w:type="dxa"/>
+            <w:tcBorders>
+              <w:top w:val="dotted" w:sz="4" w:space="0" w:color="auto"/>
+              <w:left w:val="single" w:sz="4" w:space="0" w:color="auto"/>
+              <w:bottom w:val="dotted" w:sz="4" w:space="0" w:color="auto"/>
+              <w:right w:val="single" w:sz="4" w:space="0" w:color="auto"/>
+            </w:tcBorders>
+            <w:shd w:val="clear" w:color="auto" w:fill="auto"/>
+          </w:tcPr>
+          <w:p>
+            <w:pPr>
+              <w:rPr>
+                <w:rFonts w:ascii="TH Sarabun New" w:hAnsi="TH Sarabun New" w:cs="TH Sarabun New"/>
+                <w:sz w:val="28"/>
+              </w:rPr>
+            </w:pPr>
+          </w:p>
+        </w:tc>
+        <w:tc>
+          <w:tcPr>
+            <w:tcW w:w="567" w:type="dxa"/>
+            <w:tcBorders>
+              <w:top w:val="dotted" w:sz="4" w:space="0" w:color="auto"/>
+              <w:left w:val="single" w:sz="4" w:space="0" w:color="auto"/>
+              <w:bottom w:val="dotted" w:sz="4" w:space="0" w:color="auto"/>
+              <w:right w:val="single" w:sz="4" w:space="0" w:color="auto"/>
+            </w:tcBorders>
+            <w:shd w:val="clear" w:color="auto" w:fill="auto"/>
+          </w:tcPr>
+          <w:p>
+            <w:pPr>
+              <w:rPr>
+                <w:rFonts w:ascii="TH Sarabun New" w:hAnsi="TH Sarabun New" w:cs="TH Sarabun New"/>
+                <w:sz w:val="28"/>
+              </w:rPr>
+            </w:pPr>
+          </w:p>
+        </w:tc>
+        <w:tc>
+          <w:tcPr>
+            <w:tcW w:w="566" w:type="dxa"/>
             <w:tcBorders>
               <w:top w:val="dotted" w:sz="4" w:space="0" w:color="auto"/>
               <w:left w:val="single" w:sz="4" w:space="0" w:color="auto"/>
@@ -1354,7 +704,7 @@
       <w:tr>
         <w:tc>
           <w:tcPr>
-            <w:tcW w:w="4678" w:type="dxa"/>
+            <w:tcW w:w="8081" w:type="dxa"/>
             <w:tcBorders>
               <w:top w:val="single" w:sz="4" w:space="0" w:color="auto"/>
               <w:bottom w:val="single" w:sz="4" w:space="0" w:color="auto"/>
@@ -1428,87 +778,87 @@
         </w:tc>
         <w:tc>
           <w:tcPr>
-            <w:tcW w:w="1134" w:type="dxa"/>
-            <w:tcBorders>
-              <w:top w:val="dotted" w:sz="4" w:space="0" w:color="auto"/>
-              <w:left w:val="single" w:sz="4" w:space="0" w:color="auto"/>
-              <w:bottom w:val="dotted" w:sz="4" w:space="0" w:color="auto"/>
-              <w:right w:val="single" w:sz="4" w:space="0" w:color="auto"/>
-            </w:tcBorders>
-            <w:shd w:val="clear" w:color="auto" w:fill="auto"/>
-          </w:tcPr>
-          <w:p>
-            <w:pPr>
-              <w:rPr>
-                <w:rFonts w:ascii="TH Sarabun New" w:hAnsi="TH Sarabun New" w:cs="TH Sarabun New"/>
-                <w:sz w:val="28"/>
-              </w:rPr>
-            </w:pPr>
-          </w:p>
-        </w:tc>
-        <w:tc>
-          <w:tcPr>
-            <w:tcW w:w="1134" w:type="dxa"/>
-            <w:tcBorders>
-              <w:top w:val="dotted" w:sz="4" w:space="0" w:color="auto"/>
-              <w:left w:val="single" w:sz="4" w:space="0" w:color="auto"/>
-              <w:bottom w:val="dotted" w:sz="4" w:space="0" w:color="auto"/>
-              <w:right w:val="single" w:sz="4" w:space="0" w:color="auto"/>
-            </w:tcBorders>
-            <w:shd w:val="clear" w:color="auto" w:fill="auto"/>
-          </w:tcPr>
-          <w:p>
-            <w:pPr>
-              <w:rPr>
-                <w:rFonts w:ascii="TH Sarabun New" w:hAnsi="TH Sarabun New" w:cs="TH Sarabun New"/>
-                <w:sz w:val="28"/>
-              </w:rPr>
-            </w:pPr>
-          </w:p>
-        </w:tc>
-        <w:tc>
-          <w:tcPr>
-            <w:tcW w:w="992" w:type="dxa"/>
-            <w:tcBorders>
-              <w:top w:val="dotted" w:sz="4" w:space="0" w:color="auto"/>
-              <w:left w:val="single" w:sz="4" w:space="0" w:color="auto"/>
-              <w:bottom w:val="dotted" w:sz="4" w:space="0" w:color="auto"/>
-              <w:right w:val="single" w:sz="4" w:space="0" w:color="auto"/>
-            </w:tcBorders>
-            <w:shd w:val="clear" w:color="auto" w:fill="auto"/>
-          </w:tcPr>
-          <w:p>
-            <w:pPr>
-              <w:rPr>
-                <w:rFonts w:ascii="TH Sarabun New" w:hAnsi="TH Sarabun New" w:cs="TH Sarabun New"/>
-                <w:sz w:val="28"/>
-              </w:rPr>
-            </w:pPr>
-          </w:p>
-        </w:tc>
-        <w:tc>
-          <w:tcPr>
-            <w:tcW w:w="992" w:type="dxa"/>
-            <w:tcBorders>
-              <w:top w:val="dotted" w:sz="4" w:space="0" w:color="auto"/>
-              <w:left w:val="single" w:sz="4" w:space="0" w:color="auto"/>
-              <w:bottom w:val="dotted" w:sz="4" w:space="0" w:color="auto"/>
-              <w:right w:val="single" w:sz="4" w:space="0" w:color="auto"/>
-            </w:tcBorders>
-            <w:shd w:val="clear" w:color="auto" w:fill="auto"/>
-          </w:tcPr>
-          <w:p>
-            <w:pPr>
-              <w:rPr>
-                <w:rFonts w:ascii="TH Sarabun New" w:hAnsi="TH Sarabun New" w:cs="TH Sarabun New"/>
-                <w:sz w:val="28"/>
-              </w:rPr>
-            </w:pPr>
-          </w:p>
-        </w:tc>
-        <w:tc>
-          <w:tcPr>
-            <w:tcW w:w="992" w:type="dxa"/>
+            <w:tcW w:w="567" w:type="dxa"/>
+            <w:tcBorders>
+              <w:top w:val="dotted" w:sz="4" w:space="0" w:color="auto"/>
+              <w:left w:val="single" w:sz="4" w:space="0" w:color="auto"/>
+              <w:bottom w:val="dotted" w:sz="4" w:space="0" w:color="auto"/>
+              <w:right w:val="single" w:sz="4" w:space="0" w:color="auto"/>
+            </w:tcBorders>
+            <w:shd w:val="clear" w:color="auto" w:fill="auto"/>
+          </w:tcPr>
+          <w:p>
+            <w:pPr>
+              <w:rPr>
+                <w:rFonts w:ascii="TH Sarabun New" w:hAnsi="TH Sarabun New" w:cs="TH Sarabun New"/>
+                <w:sz w:val="28"/>
+              </w:rPr>
+            </w:pPr>
+          </w:p>
+        </w:tc>
+        <w:tc>
+          <w:tcPr>
+            <w:tcW w:w="567" w:type="dxa"/>
+            <w:tcBorders>
+              <w:top w:val="dotted" w:sz="4" w:space="0" w:color="auto"/>
+              <w:left w:val="single" w:sz="4" w:space="0" w:color="auto"/>
+              <w:bottom w:val="dotted" w:sz="4" w:space="0" w:color="auto"/>
+              <w:right w:val="single" w:sz="4" w:space="0" w:color="auto"/>
+            </w:tcBorders>
+            <w:shd w:val="clear" w:color="auto" w:fill="auto"/>
+          </w:tcPr>
+          <w:p>
+            <w:pPr>
+              <w:rPr>
+                <w:rFonts w:ascii="TH Sarabun New" w:hAnsi="TH Sarabun New" w:cs="TH Sarabun New"/>
+                <w:sz w:val="28"/>
+              </w:rPr>
+            </w:pPr>
+          </w:p>
+        </w:tc>
+        <w:tc>
+          <w:tcPr>
+            <w:tcW w:w="567" w:type="dxa"/>
+            <w:tcBorders>
+              <w:top w:val="dotted" w:sz="4" w:space="0" w:color="auto"/>
+              <w:left w:val="single" w:sz="4" w:space="0" w:color="auto"/>
+              <w:bottom w:val="dotted" w:sz="4" w:space="0" w:color="auto"/>
+              <w:right w:val="single" w:sz="4" w:space="0" w:color="auto"/>
+            </w:tcBorders>
+            <w:shd w:val="clear" w:color="auto" w:fill="auto"/>
+          </w:tcPr>
+          <w:p>
+            <w:pPr>
+              <w:rPr>
+                <w:rFonts w:ascii="TH Sarabun New" w:hAnsi="TH Sarabun New" w:cs="TH Sarabun New"/>
+                <w:sz w:val="28"/>
+              </w:rPr>
+            </w:pPr>
+          </w:p>
+        </w:tc>
+        <w:tc>
+          <w:tcPr>
+            <w:tcW w:w="567" w:type="dxa"/>
+            <w:tcBorders>
+              <w:top w:val="dotted" w:sz="4" w:space="0" w:color="auto"/>
+              <w:left w:val="single" w:sz="4" w:space="0" w:color="auto"/>
+              <w:bottom w:val="dotted" w:sz="4" w:space="0" w:color="auto"/>
+              <w:right w:val="single" w:sz="4" w:space="0" w:color="auto"/>
+            </w:tcBorders>
+            <w:shd w:val="clear" w:color="auto" w:fill="auto"/>
+          </w:tcPr>
+          <w:p>
+            <w:pPr>
+              <w:rPr>
+                <w:rFonts w:ascii="TH Sarabun New" w:hAnsi="TH Sarabun New" w:cs="TH Sarabun New"/>
+                <w:sz w:val="28"/>
+              </w:rPr>
+            </w:pPr>
+          </w:p>
+        </w:tc>
+        <w:tc>
+          <w:tcPr>
+            <w:tcW w:w="566" w:type="dxa"/>
             <w:tcBorders>
               <w:top w:val="dotted" w:sz="4" w:space="0" w:color="auto"/>
               <w:left w:val="single" w:sz="4" w:space="0" w:color="auto"/>
@@ -1530,7 +880,7 @@
       <w:tr>
         <w:tc>
           <w:tcPr>
-            <w:tcW w:w="4678" w:type="dxa"/>
+            <w:tcW w:w="8081" w:type="dxa"/>
             <w:tcBorders>
               <w:top w:val="single" w:sz="4" w:space="0" w:color="auto"/>
               <w:bottom w:val="single" w:sz="4" w:space="0" w:color="auto"/>
@@ -1626,87 +976,87 @@
         </w:tc>
         <w:tc>
           <w:tcPr>
-            <w:tcW w:w="1134" w:type="dxa"/>
-            <w:tcBorders>
-              <w:top w:val="dotted" w:sz="4" w:space="0" w:color="auto"/>
-              <w:left w:val="single" w:sz="4" w:space="0" w:color="auto"/>
-              <w:bottom w:val="dotted" w:sz="4" w:space="0" w:color="auto"/>
-              <w:right w:val="single" w:sz="4" w:space="0" w:color="auto"/>
-            </w:tcBorders>
-            <w:shd w:val="clear" w:color="auto" w:fill="auto"/>
-          </w:tcPr>
-          <w:p>
-            <w:pPr>
-              <w:rPr>
-                <w:rFonts w:ascii="TH Sarabun New" w:hAnsi="TH Sarabun New" w:cs="TH Sarabun New"/>
-                <w:sz w:val="28"/>
-              </w:rPr>
-            </w:pPr>
-          </w:p>
-        </w:tc>
-        <w:tc>
-          <w:tcPr>
-            <w:tcW w:w="1134" w:type="dxa"/>
-            <w:tcBorders>
-              <w:top w:val="dotted" w:sz="4" w:space="0" w:color="auto"/>
-              <w:left w:val="single" w:sz="4" w:space="0" w:color="auto"/>
-              <w:bottom w:val="dotted" w:sz="4" w:space="0" w:color="auto"/>
-              <w:right w:val="single" w:sz="4" w:space="0" w:color="auto"/>
-            </w:tcBorders>
-            <w:shd w:val="clear" w:color="auto" w:fill="auto"/>
-          </w:tcPr>
-          <w:p>
-            <w:pPr>
-              <w:rPr>
-                <w:rFonts w:ascii="TH Sarabun New" w:hAnsi="TH Sarabun New" w:cs="TH Sarabun New"/>
-                <w:sz w:val="28"/>
-              </w:rPr>
-            </w:pPr>
-          </w:p>
-        </w:tc>
-        <w:tc>
-          <w:tcPr>
-            <w:tcW w:w="992" w:type="dxa"/>
-            <w:tcBorders>
-              <w:top w:val="dotted" w:sz="4" w:space="0" w:color="auto"/>
-              <w:left w:val="single" w:sz="4" w:space="0" w:color="auto"/>
-              <w:bottom w:val="dotted" w:sz="4" w:space="0" w:color="auto"/>
-              <w:right w:val="single" w:sz="4" w:space="0" w:color="auto"/>
-            </w:tcBorders>
-            <w:shd w:val="clear" w:color="auto" w:fill="auto"/>
-          </w:tcPr>
-          <w:p>
-            <w:pPr>
-              <w:rPr>
-                <w:rFonts w:ascii="TH Sarabun New" w:hAnsi="TH Sarabun New" w:cs="TH Sarabun New"/>
-                <w:sz w:val="28"/>
-              </w:rPr>
-            </w:pPr>
-          </w:p>
-        </w:tc>
-        <w:tc>
-          <w:tcPr>
-            <w:tcW w:w="992" w:type="dxa"/>
-            <w:tcBorders>
-              <w:top w:val="dotted" w:sz="4" w:space="0" w:color="auto"/>
-              <w:left w:val="single" w:sz="4" w:space="0" w:color="auto"/>
-              <w:bottom w:val="dotted" w:sz="4" w:space="0" w:color="auto"/>
-              <w:right w:val="single" w:sz="4" w:space="0" w:color="auto"/>
-            </w:tcBorders>
-            <w:shd w:val="clear" w:color="auto" w:fill="auto"/>
-          </w:tcPr>
-          <w:p>
-            <w:pPr>
-              <w:rPr>
-                <w:rFonts w:ascii="TH Sarabun New" w:hAnsi="TH Sarabun New" w:cs="TH Sarabun New"/>
-                <w:sz w:val="28"/>
-              </w:rPr>
-            </w:pPr>
-          </w:p>
-        </w:tc>
-        <w:tc>
-          <w:tcPr>
-            <w:tcW w:w="992" w:type="dxa"/>
+            <w:tcW w:w="567" w:type="dxa"/>
+            <w:tcBorders>
+              <w:top w:val="dotted" w:sz="4" w:space="0" w:color="auto"/>
+              <w:left w:val="single" w:sz="4" w:space="0" w:color="auto"/>
+              <w:bottom w:val="dotted" w:sz="4" w:space="0" w:color="auto"/>
+              <w:right w:val="single" w:sz="4" w:space="0" w:color="auto"/>
+            </w:tcBorders>
+            <w:shd w:val="clear" w:color="auto" w:fill="auto"/>
+          </w:tcPr>
+          <w:p>
+            <w:pPr>
+              <w:rPr>
+                <w:rFonts w:ascii="TH Sarabun New" w:hAnsi="TH Sarabun New" w:cs="TH Sarabun New"/>
+                <w:sz w:val="28"/>
+              </w:rPr>
+            </w:pPr>
+          </w:p>
+        </w:tc>
+        <w:tc>
+          <w:tcPr>
+            <w:tcW w:w="567" w:type="dxa"/>
+            <w:tcBorders>
+              <w:top w:val="dotted" w:sz="4" w:space="0" w:color="auto"/>
+              <w:left w:val="single" w:sz="4" w:space="0" w:color="auto"/>
+              <w:bottom w:val="dotted" w:sz="4" w:space="0" w:color="auto"/>
+              <w:right w:val="single" w:sz="4" w:space="0" w:color="auto"/>
+            </w:tcBorders>
+            <w:shd w:val="clear" w:color="auto" w:fill="auto"/>
+          </w:tcPr>
+          <w:p>
+            <w:pPr>
+              <w:rPr>
+                <w:rFonts w:ascii="TH Sarabun New" w:hAnsi="TH Sarabun New" w:cs="TH Sarabun New"/>
+                <w:sz w:val="28"/>
+              </w:rPr>
+            </w:pPr>
+          </w:p>
+        </w:tc>
+        <w:tc>
+          <w:tcPr>
+            <w:tcW w:w="567" w:type="dxa"/>
+            <w:tcBorders>
+              <w:top w:val="dotted" w:sz="4" w:space="0" w:color="auto"/>
+              <w:left w:val="single" w:sz="4" w:space="0" w:color="auto"/>
+              <w:bottom w:val="dotted" w:sz="4" w:space="0" w:color="auto"/>
+              <w:right w:val="single" w:sz="4" w:space="0" w:color="auto"/>
+            </w:tcBorders>
+            <w:shd w:val="clear" w:color="auto" w:fill="auto"/>
+          </w:tcPr>
+          <w:p>
+            <w:pPr>
+              <w:rPr>
+                <w:rFonts w:ascii="TH Sarabun New" w:hAnsi="TH Sarabun New" w:cs="TH Sarabun New"/>
+                <w:sz w:val="28"/>
+              </w:rPr>
+            </w:pPr>
+          </w:p>
+        </w:tc>
+        <w:tc>
+          <w:tcPr>
+            <w:tcW w:w="567" w:type="dxa"/>
+            <w:tcBorders>
+              <w:top w:val="dotted" w:sz="4" w:space="0" w:color="auto"/>
+              <w:left w:val="single" w:sz="4" w:space="0" w:color="auto"/>
+              <w:bottom w:val="dotted" w:sz="4" w:space="0" w:color="auto"/>
+              <w:right w:val="single" w:sz="4" w:space="0" w:color="auto"/>
+            </w:tcBorders>
+            <w:shd w:val="clear" w:color="auto" w:fill="auto"/>
+          </w:tcPr>
+          <w:p>
+            <w:pPr>
+              <w:rPr>
+                <w:rFonts w:ascii="TH Sarabun New" w:hAnsi="TH Sarabun New" w:cs="TH Sarabun New"/>
+                <w:sz w:val="28"/>
+              </w:rPr>
+            </w:pPr>
+          </w:p>
+        </w:tc>
+        <w:tc>
+          <w:tcPr>
+            <w:tcW w:w="566" w:type="dxa"/>
             <w:tcBorders>
               <w:top w:val="dotted" w:sz="4" w:space="0" w:color="auto"/>
               <w:left w:val="single" w:sz="4" w:space="0" w:color="auto"/>
@@ -1728,7 +1078,7 @@
       <w:tr>
         <w:tc>
           <w:tcPr>
-            <w:tcW w:w="4678" w:type="dxa"/>
+            <w:tcW w:w="8081" w:type="dxa"/>
             <w:tcBorders>
               <w:top w:val="single" w:sz="4" w:space="0" w:color="auto"/>
               <w:bottom w:val="single" w:sz="4" w:space="0" w:color="auto"/>
@@ -1819,87 +1169,87 @@
         </w:tc>
         <w:tc>
           <w:tcPr>
-            <w:tcW w:w="1134" w:type="dxa"/>
-            <w:tcBorders>
-              <w:top w:val="dotted" w:sz="4" w:space="0" w:color="auto"/>
-              <w:left w:val="single" w:sz="4" w:space="0" w:color="auto"/>
-              <w:bottom w:val="dotted" w:sz="4" w:space="0" w:color="auto"/>
-              <w:right w:val="single" w:sz="4" w:space="0" w:color="auto"/>
-            </w:tcBorders>
-            <w:shd w:val="clear" w:color="auto" w:fill="auto"/>
-          </w:tcPr>
-          <w:p>
-            <w:pPr>
-              <w:rPr>
-                <w:rFonts w:ascii="TH Sarabun New" w:hAnsi="TH Sarabun New" w:cs="TH Sarabun New"/>
-                <w:sz w:val="28"/>
-              </w:rPr>
-            </w:pPr>
-          </w:p>
-        </w:tc>
-        <w:tc>
-          <w:tcPr>
-            <w:tcW w:w="1134" w:type="dxa"/>
-            <w:tcBorders>
-              <w:top w:val="dotted" w:sz="4" w:space="0" w:color="auto"/>
-              <w:left w:val="single" w:sz="4" w:space="0" w:color="auto"/>
-              <w:bottom w:val="dotted" w:sz="4" w:space="0" w:color="auto"/>
-              <w:right w:val="single" w:sz="4" w:space="0" w:color="auto"/>
-            </w:tcBorders>
-            <w:shd w:val="clear" w:color="auto" w:fill="auto"/>
-          </w:tcPr>
-          <w:p>
-            <w:pPr>
-              <w:rPr>
-                <w:rFonts w:ascii="TH Sarabun New" w:hAnsi="TH Sarabun New" w:cs="TH Sarabun New"/>
-                <w:sz w:val="28"/>
-              </w:rPr>
-            </w:pPr>
-          </w:p>
-        </w:tc>
-        <w:tc>
-          <w:tcPr>
-            <w:tcW w:w="992" w:type="dxa"/>
-            <w:tcBorders>
-              <w:top w:val="dotted" w:sz="4" w:space="0" w:color="auto"/>
-              <w:left w:val="single" w:sz="4" w:space="0" w:color="auto"/>
-              <w:bottom w:val="dotted" w:sz="4" w:space="0" w:color="auto"/>
-              <w:right w:val="single" w:sz="4" w:space="0" w:color="auto"/>
-            </w:tcBorders>
-            <w:shd w:val="clear" w:color="auto" w:fill="auto"/>
-          </w:tcPr>
-          <w:p>
-            <w:pPr>
-              <w:rPr>
-                <w:rFonts w:ascii="TH Sarabun New" w:hAnsi="TH Sarabun New" w:cs="TH Sarabun New"/>
-                <w:sz w:val="28"/>
-              </w:rPr>
-            </w:pPr>
-          </w:p>
-        </w:tc>
-        <w:tc>
-          <w:tcPr>
-            <w:tcW w:w="992" w:type="dxa"/>
-            <w:tcBorders>
-              <w:top w:val="dotted" w:sz="4" w:space="0" w:color="auto"/>
-              <w:left w:val="single" w:sz="4" w:space="0" w:color="auto"/>
-              <w:bottom w:val="dotted" w:sz="4" w:space="0" w:color="auto"/>
-              <w:right w:val="single" w:sz="4" w:space="0" w:color="auto"/>
-            </w:tcBorders>
-            <w:shd w:val="clear" w:color="auto" w:fill="auto"/>
-          </w:tcPr>
-          <w:p>
-            <w:pPr>
-              <w:rPr>
-                <w:rFonts w:ascii="TH Sarabun New" w:hAnsi="TH Sarabun New" w:cs="TH Sarabun New"/>
-                <w:sz w:val="28"/>
-              </w:rPr>
-            </w:pPr>
-          </w:p>
-        </w:tc>
-        <w:tc>
-          <w:tcPr>
-            <w:tcW w:w="992" w:type="dxa"/>
+            <w:tcW w:w="567" w:type="dxa"/>
+            <w:tcBorders>
+              <w:top w:val="dotted" w:sz="4" w:space="0" w:color="auto"/>
+              <w:left w:val="single" w:sz="4" w:space="0" w:color="auto"/>
+              <w:bottom w:val="dotted" w:sz="4" w:space="0" w:color="auto"/>
+              <w:right w:val="single" w:sz="4" w:space="0" w:color="auto"/>
+            </w:tcBorders>
+            <w:shd w:val="clear" w:color="auto" w:fill="auto"/>
+          </w:tcPr>
+          <w:p>
+            <w:pPr>
+              <w:rPr>
+                <w:rFonts w:ascii="TH Sarabun New" w:hAnsi="TH Sarabun New" w:cs="TH Sarabun New"/>
+                <w:sz w:val="28"/>
+              </w:rPr>
+            </w:pPr>
+          </w:p>
+        </w:tc>
+        <w:tc>
+          <w:tcPr>
+            <w:tcW w:w="567" w:type="dxa"/>
+            <w:tcBorders>
+              <w:top w:val="dotted" w:sz="4" w:space="0" w:color="auto"/>
+              <w:left w:val="single" w:sz="4" w:space="0" w:color="auto"/>
+              <w:bottom w:val="dotted" w:sz="4" w:space="0" w:color="auto"/>
+              <w:right w:val="single" w:sz="4" w:space="0" w:color="auto"/>
+            </w:tcBorders>
+            <w:shd w:val="clear" w:color="auto" w:fill="auto"/>
+          </w:tcPr>
+          <w:p>
+            <w:pPr>
+              <w:rPr>
+                <w:rFonts w:ascii="TH Sarabun New" w:hAnsi="TH Sarabun New" w:cs="TH Sarabun New"/>
+                <w:sz w:val="28"/>
+              </w:rPr>
+            </w:pPr>
+          </w:p>
+        </w:tc>
+        <w:tc>
+          <w:tcPr>
+            <w:tcW w:w="567" w:type="dxa"/>
+            <w:tcBorders>
+              <w:top w:val="dotted" w:sz="4" w:space="0" w:color="auto"/>
+              <w:left w:val="single" w:sz="4" w:space="0" w:color="auto"/>
+              <w:bottom w:val="dotted" w:sz="4" w:space="0" w:color="auto"/>
+              <w:right w:val="single" w:sz="4" w:space="0" w:color="auto"/>
+            </w:tcBorders>
+            <w:shd w:val="clear" w:color="auto" w:fill="auto"/>
+          </w:tcPr>
+          <w:p>
+            <w:pPr>
+              <w:rPr>
+                <w:rFonts w:ascii="TH Sarabun New" w:hAnsi="TH Sarabun New" w:cs="TH Sarabun New"/>
+                <w:sz w:val="28"/>
+              </w:rPr>
+            </w:pPr>
+          </w:p>
+        </w:tc>
+        <w:tc>
+          <w:tcPr>
+            <w:tcW w:w="567" w:type="dxa"/>
+            <w:tcBorders>
+              <w:top w:val="dotted" w:sz="4" w:space="0" w:color="auto"/>
+              <w:left w:val="single" w:sz="4" w:space="0" w:color="auto"/>
+              <w:bottom w:val="dotted" w:sz="4" w:space="0" w:color="auto"/>
+              <w:right w:val="single" w:sz="4" w:space="0" w:color="auto"/>
+            </w:tcBorders>
+            <w:shd w:val="clear" w:color="auto" w:fill="auto"/>
+          </w:tcPr>
+          <w:p>
+            <w:pPr>
+              <w:rPr>
+                <w:rFonts w:ascii="TH Sarabun New" w:hAnsi="TH Sarabun New" w:cs="TH Sarabun New"/>
+                <w:sz w:val="28"/>
+              </w:rPr>
+            </w:pPr>
+          </w:p>
+        </w:tc>
+        <w:tc>
+          <w:tcPr>
+            <w:tcW w:w="566" w:type="dxa"/>
             <w:tcBorders>
               <w:top w:val="dotted" w:sz="4" w:space="0" w:color="auto"/>
               <w:left w:val="single" w:sz="4" w:space="0" w:color="auto"/>
@@ -1921,7 +1271,7 @@
       <w:tr>
         <w:tc>
           <w:tcPr>
-            <w:tcW w:w="4678" w:type="dxa"/>
+            <w:tcW w:w="8081" w:type="dxa"/>
             <w:tcBorders>
               <w:top w:val="single" w:sz="4" w:space="0" w:color="auto"/>
               <w:bottom w:val="single" w:sz="4" w:space="0" w:color="auto"/>
@@ -1975,87 +1325,87 @@
         </w:tc>
         <w:tc>
           <w:tcPr>
-            <w:tcW w:w="1134" w:type="dxa"/>
-            <w:tcBorders>
-              <w:top w:val="dotted" w:sz="4" w:space="0" w:color="auto"/>
-              <w:left w:val="single" w:sz="4" w:space="0" w:color="auto"/>
-              <w:bottom w:val="dotted" w:sz="4" w:space="0" w:color="auto"/>
-              <w:right w:val="single" w:sz="4" w:space="0" w:color="auto"/>
-            </w:tcBorders>
-            <w:shd w:val="clear" w:color="auto" w:fill="auto"/>
-          </w:tcPr>
-          <w:p>
-            <w:pPr>
-              <w:rPr>
-                <w:rFonts w:ascii="TH Sarabun New" w:hAnsi="TH Sarabun New" w:cs="TH Sarabun New"/>
-                <w:sz w:val="28"/>
-              </w:rPr>
-            </w:pPr>
-          </w:p>
-        </w:tc>
-        <w:tc>
-          <w:tcPr>
-            <w:tcW w:w="1134" w:type="dxa"/>
-            <w:tcBorders>
-              <w:top w:val="dotted" w:sz="4" w:space="0" w:color="auto"/>
-              <w:left w:val="single" w:sz="4" w:space="0" w:color="auto"/>
-              <w:bottom w:val="dotted" w:sz="4" w:space="0" w:color="auto"/>
-              <w:right w:val="single" w:sz="4" w:space="0" w:color="auto"/>
-            </w:tcBorders>
-            <w:shd w:val="clear" w:color="auto" w:fill="auto"/>
-          </w:tcPr>
-          <w:p>
-            <w:pPr>
-              <w:rPr>
-                <w:rFonts w:ascii="TH Sarabun New" w:hAnsi="TH Sarabun New" w:cs="TH Sarabun New"/>
-                <w:sz w:val="28"/>
-              </w:rPr>
-            </w:pPr>
-          </w:p>
-        </w:tc>
-        <w:tc>
-          <w:tcPr>
-            <w:tcW w:w="992" w:type="dxa"/>
-            <w:tcBorders>
-              <w:top w:val="dotted" w:sz="4" w:space="0" w:color="auto"/>
-              <w:left w:val="single" w:sz="4" w:space="0" w:color="auto"/>
-              <w:bottom w:val="dotted" w:sz="4" w:space="0" w:color="auto"/>
-              <w:right w:val="single" w:sz="4" w:space="0" w:color="auto"/>
-            </w:tcBorders>
-            <w:shd w:val="clear" w:color="auto" w:fill="auto"/>
-          </w:tcPr>
-          <w:p>
-            <w:pPr>
-              <w:rPr>
-                <w:rFonts w:ascii="TH Sarabun New" w:hAnsi="TH Sarabun New" w:cs="TH Sarabun New"/>
-                <w:sz w:val="28"/>
-              </w:rPr>
-            </w:pPr>
-          </w:p>
-        </w:tc>
-        <w:tc>
-          <w:tcPr>
-            <w:tcW w:w="992" w:type="dxa"/>
-            <w:tcBorders>
-              <w:top w:val="dotted" w:sz="4" w:space="0" w:color="auto"/>
-              <w:left w:val="single" w:sz="4" w:space="0" w:color="auto"/>
-              <w:bottom w:val="dotted" w:sz="4" w:space="0" w:color="auto"/>
-              <w:right w:val="single" w:sz="4" w:space="0" w:color="auto"/>
-            </w:tcBorders>
-            <w:shd w:val="clear" w:color="auto" w:fill="auto"/>
-          </w:tcPr>
-          <w:p>
-            <w:pPr>
-              <w:rPr>
-                <w:rFonts w:ascii="TH Sarabun New" w:hAnsi="TH Sarabun New" w:cs="TH Sarabun New"/>
-                <w:sz w:val="28"/>
-              </w:rPr>
-            </w:pPr>
-          </w:p>
-        </w:tc>
-        <w:tc>
-          <w:tcPr>
-            <w:tcW w:w="992" w:type="dxa"/>
+            <w:tcW w:w="567" w:type="dxa"/>
+            <w:tcBorders>
+              <w:top w:val="dotted" w:sz="4" w:space="0" w:color="auto"/>
+              <w:left w:val="single" w:sz="4" w:space="0" w:color="auto"/>
+              <w:bottom w:val="dotted" w:sz="4" w:space="0" w:color="auto"/>
+              <w:right w:val="single" w:sz="4" w:space="0" w:color="auto"/>
+            </w:tcBorders>
+            <w:shd w:val="clear" w:color="auto" w:fill="auto"/>
+          </w:tcPr>
+          <w:p>
+            <w:pPr>
+              <w:rPr>
+                <w:rFonts w:ascii="TH Sarabun New" w:hAnsi="TH Sarabun New" w:cs="TH Sarabun New"/>
+                <w:sz w:val="28"/>
+              </w:rPr>
+            </w:pPr>
+          </w:p>
+        </w:tc>
+        <w:tc>
+          <w:tcPr>
+            <w:tcW w:w="567" w:type="dxa"/>
+            <w:tcBorders>
+              <w:top w:val="dotted" w:sz="4" w:space="0" w:color="auto"/>
+              <w:left w:val="single" w:sz="4" w:space="0" w:color="auto"/>
+              <w:bottom w:val="dotted" w:sz="4" w:space="0" w:color="auto"/>
+              <w:right w:val="single" w:sz="4" w:space="0" w:color="auto"/>
+            </w:tcBorders>
+            <w:shd w:val="clear" w:color="auto" w:fill="auto"/>
+          </w:tcPr>
+          <w:p>
+            <w:pPr>
+              <w:rPr>
+                <w:rFonts w:ascii="TH Sarabun New" w:hAnsi="TH Sarabun New" w:cs="TH Sarabun New"/>
+                <w:sz w:val="28"/>
+              </w:rPr>
+            </w:pPr>
+          </w:p>
+        </w:tc>
+        <w:tc>
+          <w:tcPr>
+            <w:tcW w:w="567" w:type="dxa"/>
+            <w:tcBorders>
+              <w:top w:val="dotted" w:sz="4" w:space="0" w:color="auto"/>
+              <w:left w:val="single" w:sz="4" w:space="0" w:color="auto"/>
+              <w:bottom w:val="dotted" w:sz="4" w:space="0" w:color="auto"/>
+              <w:right w:val="single" w:sz="4" w:space="0" w:color="auto"/>
+            </w:tcBorders>
+            <w:shd w:val="clear" w:color="auto" w:fill="auto"/>
+          </w:tcPr>
+          <w:p>
+            <w:pPr>
+              <w:rPr>
+                <w:rFonts w:ascii="TH Sarabun New" w:hAnsi="TH Sarabun New" w:cs="TH Sarabun New"/>
+                <w:sz w:val="28"/>
+              </w:rPr>
+            </w:pPr>
+          </w:p>
+        </w:tc>
+        <w:tc>
+          <w:tcPr>
+            <w:tcW w:w="567" w:type="dxa"/>
+            <w:tcBorders>
+              <w:top w:val="dotted" w:sz="4" w:space="0" w:color="auto"/>
+              <w:left w:val="single" w:sz="4" w:space="0" w:color="auto"/>
+              <w:bottom w:val="dotted" w:sz="4" w:space="0" w:color="auto"/>
+              <w:right w:val="single" w:sz="4" w:space="0" w:color="auto"/>
+            </w:tcBorders>
+            <w:shd w:val="clear" w:color="auto" w:fill="auto"/>
+          </w:tcPr>
+          <w:p>
+            <w:pPr>
+              <w:rPr>
+                <w:rFonts w:ascii="TH Sarabun New" w:hAnsi="TH Sarabun New" w:cs="TH Sarabun New"/>
+                <w:sz w:val="28"/>
+              </w:rPr>
+            </w:pPr>
+          </w:p>
+        </w:tc>
+        <w:tc>
+          <w:tcPr>
+            <w:tcW w:w="566" w:type="dxa"/>
             <w:tcBorders>
               <w:top w:val="dotted" w:sz="4" w:space="0" w:color="auto"/>
               <w:left w:val="single" w:sz="4" w:space="0" w:color="auto"/>
@@ -2077,7 +1427,7 @@
       <w:tr>
         <w:tc>
           <w:tcPr>
-            <w:tcW w:w="4678" w:type="dxa"/>
+            <w:tcW w:w="8081" w:type="dxa"/>
             <w:tcBorders>
               <w:top w:val="single" w:sz="4" w:space="0" w:color="auto"/>
               <w:bottom w:val="single" w:sz="4" w:space="0" w:color="auto"/>
@@ -2102,7 +1452,6 @@
                 <w:sz w:val="28"/>
                 <w:cs/>
               </w:rPr>
-              <w:lastRenderedPageBreak/>
               <w:t>7.</w:t>
             </w:r>
             <w:r>
@@ -2135,87 +1484,87 @@
         </w:tc>
         <w:tc>
           <w:tcPr>
-            <w:tcW w:w="1134" w:type="dxa"/>
-            <w:tcBorders>
-              <w:top w:val="dotted" w:sz="4" w:space="0" w:color="auto"/>
-              <w:left w:val="single" w:sz="4" w:space="0" w:color="auto"/>
-              <w:bottom w:val="dotted" w:sz="4" w:space="0" w:color="auto"/>
-              <w:right w:val="single" w:sz="4" w:space="0" w:color="auto"/>
-            </w:tcBorders>
-            <w:shd w:val="clear" w:color="auto" w:fill="auto"/>
-          </w:tcPr>
-          <w:p>
-            <w:pPr>
-              <w:rPr>
-                <w:rFonts w:ascii="TH Sarabun New" w:hAnsi="TH Sarabun New" w:cs="TH Sarabun New"/>
-                <w:sz w:val="28"/>
-              </w:rPr>
-            </w:pPr>
-          </w:p>
-        </w:tc>
-        <w:tc>
-          <w:tcPr>
-            <w:tcW w:w="1134" w:type="dxa"/>
-            <w:tcBorders>
-              <w:top w:val="dotted" w:sz="4" w:space="0" w:color="auto"/>
-              <w:left w:val="single" w:sz="4" w:space="0" w:color="auto"/>
-              <w:bottom w:val="dotted" w:sz="4" w:space="0" w:color="auto"/>
-              <w:right w:val="single" w:sz="4" w:space="0" w:color="auto"/>
-            </w:tcBorders>
-            <w:shd w:val="clear" w:color="auto" w:fill="auto"/>
-          </w:tcPr>
-          <w:p>
-            <w:pPr>
-              <w:rPr>
-                <w:rFonts w:ascii="TH Sarabun New" w:hAnsi="TH Sarabun New" w:cs="TH Sarabun New"/>
-                <w:sz w:val="28"/>
-              </w:rPr>
-            </w:pPr>
-          </w:p>
-        </w:tc>
-        <w:tc>
-          <w:tcPr>
-            <w:tcW w:w="992" w:type="dxa"/>
-            <w:tcBorders>
-              <w:top w:val="dotted" w:sz="4" w:space="0" w:color="auto"/>
-              <w:left w:val="single" w:sz="4" w:space="0" w:color="auto"/>
-              <w:bottom w:val="dotted" w:sz="4" w:space="0" w:color="auto"/>
-              <w:right w:val="single" w:sz="4" w:space="0" w:color="auto"/>
-            </w:tcBorders>
-            <w:shd w:val="clear" w:color="auto" w:fill="auto"/>
-          </w:tcPr>
-          <w:p>
-            <w:pPr>
-              <w:rPr>
-                <w:rFonts w:ascii="TH Sarabun New" w:hAnsi="TH Sarabun New" w:cs="TH Sarabun New"/>
-                <w:sz w:val="28"/>
-              </w:rPr>
-            </w:pPr>
-          </w:p>
-        </w:tc>
-        <w:tc>
-          <w:tcPr>
-            <w:tcW w:w="992" w:type="dxa"/>
-            <w:tcBorders>
-              <w:top w:val="dotted" w:sz="4" w:space="0" w:color="auto"/>
-              <w:left w:val="single" w:sz="4" w:space="0" w:color="auto"/>
-              <w:bottom w:val="dotted" w:sz="4" w:space="0" w:color="auto"/>
-              <w:right w:val="single" w:sz="4" w:space="0" w:color="auto"/>
-            </w:tcBorders>
-            <w:shd w:val="clear" w:color="auto" w:fill="auto"/>
-          </w:tcPr>
-          <w:p>
-            <w:pPr>
-              <w:rPr>
-                <w:rFonts w:ascii="TH Sarabun New" w:hAnsi="TH Sarabun New" w:cs="TH Sarabun New"/>
-                <w:sz w:val="28"/>
-              </w:rPr>
-            </w:pPr>
-          </w:p>
-        </w:tc>
-        <w:tc>
-          <w:tcPr>
-            <w:tcW w:w="992" w:type="dxa"/>
+            <w:tcW w:w="567" w:type="dxa"/>
+            <w:tcBorders>
+              <w:top w:val="dotted" w:sz="4" w:space="0" w:color="auto"/>
+              <w:left w:val="single" w:sz="4" w:space="0" w:color="auto"/>
+              <w:bottom w:val="dotted" w:sz="4" w:space="0" w:color="auto"/>
+              <w:right w:val="single" w:sz="4" w:space="0" w:color="auto"/>
+            </w:tcBorders>
+            <w:shd w:val="clear" w:color="auto" w:fill="auto"/>
+          </w:tcPr>
+          <w:p>
+            <w:pPr>
+              <w:rPr>
+                <w:rFonts w:ascii="TH Sarabun New" w:hAnsi="TH Sarabun New" w:cs="TH Sarabun New"/>
+                <w:sz w:val="28"/>
+              </w:rPr>
+            </w:pPr>
+          </w:p>
+        </w:tc>
+        <w:tc>
+          <w:tcPr>
+            <w:tcW w:w="567" w:type="dxa"/>
+            <w:tcBorders>
+              <w:top w:val="dotted" w:sz="4" w:space="0" w:color="auto"/>
+              <w:left w:val="single" w:sz="4" w:space="0" w:color="auto"/>
+              <w:bottom w:val="dotted" w:sz="4" w:space="0" w:color="auto"/>
+              <w:right w:val="single" w:sz="4" w:space="0" w:color="auto"/>
+            </w:tcBorders>
+            <w:shd w:val="clear" w:color="auto" w:fill="auto"/>
+          </w:tcPr>
+          <w:p>
+            <w:pPr>
+              <w:rPr>
+                <w:rFonts w:ascii="TH Sarabun New" w:hAnsi="TH Sarabun New" w:cs="TH Sarabun New"/>
+                <w:sz w:val="28"/>
+              </w:rPr>
+            </w:pPr>
+          </w:p>
+        </w:tc>
+        <w:tc>
+          <w:tcPr>
+            <w:tcW w:w="567" w:type="dxa"/>
+            <w:tcBorders>
+              <w:top w:val="dotted" w:sz="4" w:space="0" w:color="auto"/>
+              <w:left w:val="single" w:sz="4" w:space="0" w:color="auto"/>
+              <w:bottom w:val="dotted" w:sz="4" w:space="0" w:color="auto"/>
+              <w:right w:val="single" w:sz="4" w:space="0" w:color="auto"/>
+            </w:tcBorders>
+            <w:shd w:val="clear" w:color="auto" w:fill="auto"/>
+          </w:tcPr>
+          <w:p>
+            <w:pPr>
+              <w:rPr>
+                <w:rFonts w:ascii="TH Sarabun New" w:hAnsi="TH Sarabun New" w:cs="TH Sarabun New"/>
+                <w:sz w:val="28"/>
+              </w:rPr>
+            </w:pPr>
+          </w:p>
+        </w:tc>
+        <w:tc>
+          <w:tcPr>
+            <w:tcW w:w="567" w:type="dxa"/>
+            <w:tcBorders>
+              <w:top w:val="dotted" w:sz="4" w:space="0" w:color="auto"/>
+              <w:left w:val="single" w:sz="4" w:space="0" w:color="auto"/>
+              <w:bottom w:val="dotted" w:sz="4" w:space="0" w:color="auto"/>
+              <w:right w:val="single" w:sz="4" w:space="0" w:color="auto"/>
+            </w:tcBorders>
+            <w:shd w:val="clear" w:color="auto" w:fill="auto"/>
+          </w:tcPr>
+          <w:p>
+            <w:pPr>
+              <w:rPr>
+                <w:rFonts w:ascii="TH Sarabun New" w:hAnsi="TH Sarabun New" w:cs="TH Sarabun New"/>
+                <w:sz w:val="28"/>
+              </w:rPr>
+            </w:pPr>
+          </w:p>
+        </w:tc>
+        <w:tc>
+          <w:tcPr>
+            <w:tcW w:w="566" w:type="dxa"/>
             <w:tcBorders>
               <w:top w:val="dotted" w:sz="4" w:space="0" w:color="auto"/>
               <w:left w:val="single" w:sz="4" w:space="0" w:color="auto"/>
@@ -2237,7 +1586,7 @@
       <w:tr>
         <w:tc>
           <w:tcPr>
-            <w:tcW w:w="4678" w:type="dxa"/>
+            <w:tcW w:w="8081" w:type="dxa"/>
             <w:tcBorders>
               <w:top w:val="single" w:sz="4" w:space="0" w:color="auto"/>
               <w:bottom w:val="single" w:sz="4" w:space="0" w:color="auto"/>
@@ -2306,87 +1655,87 @@
         </w:tc>
         <w:tc>
           <w:tcPr>
-            <w:tcW w:w="1134" w:type="dxa"/>
-            <w:tcBorders>
-              <w:top w:val="dotted" w:sz="4" w:space="0" w:color="auto"/>
-              <w:left w:val="single" w:sz="4" w:space="0" w:color="auto"/>
-              <w:bottom w:val="dotted" w:sz="4" w:space="0" w:color="auto"/>
-              <w:right w:val="single" w:sz="4" w:space="0" w:color="auto"/>
-            </w:tcBorders>
-            <w:shd w:val="clear" w:color="auto" w:fill="auto"/>
-          </w:tcPr>
-          <w:p>
-            <w:pPr>
-              <w:rPr>
-                <w:rFonts w:ascii="TH Sarabun New" w:hAnsi="TH Sarabun New" w:cs="TH Sarabun New"/>
-                <w:sz w:val="28"/>
-              </w:rPr>
-            </w:pPr>
-          </w:p>
-        </w:tc>
-        <w:tc>
-          <w:tcPr>
-            <w:tcW w:w="1134" w:type="dxa"/>
-            <w:tcBorders>
-              <w:top w:val="dotted" w:sz="4" w:space="0" w:color="auto"/>
-              <w:left w:val="single" w:sz="4" w:space="0" w:color="auto"/>
-              <w:bottom w:val="dotted" w:sz="4" w:space="0" w:color="auto"/>
-              <w:right w:val="single" w:sz="4" w:space="0" w:color="auto"/>
-            </w:tcBorders>
-            <w:shd w:val="clear" w:color="auto" w:fill="auto"/>
-          </w:tcPr>
-          <w:p>
-            <w:pPr>
-              <w:rPr>
-                <w:rFonts w:ascii="TH Sarabun New" w:hAnsi="TH Sarabun New" w:cs="TH Sarabun New"/>
-                <w:sz w:val="28"/>
-              </w:rPr>
-            </w:pPr>
-          </w:p>
-        </w:tc>
-        <w:tc>
-          <w:tcPr>
-            <w:tcW w:w="992" w:type="dxa"/>
-            <w:tcBorders>
-              <w:top w:val="dotted" w:sz="4" w:space="0" w:color="auto"/>
-              <w:left w:val="single" w:sz="4" w:space="0" w:color="auto"/>
-              <w:bottom w:val="dotted" w:sz="4" w:space="0" w:color="auto"/>
-              <w:right w:val="single" w:sz="4" w:space="0" w:color="auto"/>
-            </w:tcBorders>
-            <w:shd w:val="clear" w:color="auto" w:fill="auto"/>
-          </w:tcPr>
-          <w:p>
-            <w:pPr>
-              <w:rPr>
-                <w:rFonts w:ascii="TH Sarabun New" w:hAnsi="TH Sarabun New" w:cs="TH Sarabun New"/>
-                <w:sz w:val="28"/>
-              </w:rPr>
-            </w:pPr>
-          </w:p>
-        </w:tc>
-        <w:tc>
-          <w:tcPr>
-            <w:tcW w:w="992" w:type="dxa"/>
-            <w:tcBorders>
-              <w:top w:val="dotted" w:sz="4" w:space="0" w:color="auto"/>
-              <w:left w:val="single" w:sz="4" w:space="0" w:color="auto"/>
-              <w:bottom w:val="dotted" w:sz="4" w:space="0" w:color="auto"/>
-              <w:right w:val="single" w:sz="4" w:space="0" w:color="auto"/>
-            </w:tcBorders>
-            <w:shd w:val="clear" w:color="auto" w:fill="auto"/>
-          </w:tcPr>
-          <w:p>
-            <w:pPr>
-              <w:rPr>
-                <w:rFonts w:ascii="TH Sarabun New" w:hAnsi="TH Sarabun New" w:cs="TH Sarabun New"/>
-                <w:sz w:val="28"/>
-              </w:rPr>
-            </w:pPr>
-          </w:p>
-        </w:tc>
-        <w:tc>
-          <w:tcPr>
-            <w:tcW w:w="992" w:type="dxa"/>
+            <w:tcW w:w="567" w:type="dxa"/>
+            <w:tcBorders>
+              <w:top w:val="dotted" w:sz="4" w:space="0" w:color="auto"/>
+              <w:left w:val="single" w:sz="4" w:space="0" w:color="auto"/>
+              <w:bottom w:val="dotted" w:sz="4" w:space="0" w:color="auto"/>
+              <w:right w:val="single" w:sz="4" w:space="0" w:color="auto"/>
+            </w:tcBorders>
+            <w:shd w:val="clear" w:color="auto" w:fill="auto"/>
+          </w:tcPr>
+          <w:p>
+            <w:pPr>
+              <w:rPr>
+                <w:rFonts w:ascii="TH Sarabun New" w:hAnsi="TH Sarabun New" w:cs="TH Sarabun New"/>
+                <w:sz w:val="28"/>
+              </w:rPr>
+            </w:pPr>
+          </w:p>
+        </w:tc>
+        <w:tc>
+          <w:tcPr>
+            <w:tcW w:w="567" w:type="dxa"/>
+            <w:tcBorders>
+              <w:top w:val="dotted" w:sz="4" w:space="0" w:color="auto"/>
+              <w:left w:val="single" w:sz="4" w:space="0" w:color="auto"/>
+              <w:bottom w:val="dotted" w:sz="4" w:space="0" w:color="auto"/>
+              <w:right w:val="single" w:sz="4" w:space="0" w:color="auto"/>
+            </w:tcBorders>
+            <w:shd w:val="clear" w:color="auto" w:fill="auto"/>
+          </w:tcPr>
+          <w:p>
+            <w:pPr>
+              <w:rPr>
+                <w:rFonts w:ascii="TH Sarabun New" w:hAnsi="TH Sarabun New" w:cs="TH Sarabun New"/>
+                <w:sz w:val="28"/>
+              </w:rPr>
+            </w:pPr>
+          </w:p>
+        </w:tc>
+        <w:tc>
+          <w:tcPr>
+            <w:tcW w:w="567" w:type="dxa"/>
+            <w:tcBorders>
+              <w:top w:val="dotted" w:sz="4" w:space="0" w:color="auto"/>
+              <w:left w:val="single" w:sz="4" w:space="0" w:color="auto"/>
+              <w:bottom w:val="dotted" w:sz="4" w:space="0" w:color="auto"/>
+              <w:right w:val="single" w:sz="4" w:space="0" w:color="auto"/>
+            </w:tcBorders>
+            <w:shd w:val="clear" w:color="auto" w:fill="auto"/>
+          </w:tcPr>
+          <w:p>
+            <w:pPr>
+              <w:rPr>
+                <w:rFonts w:ascii="TH Sarabun New" w:hAnsi="TH Sarabun New" w:cs="TH Sarabun New"/>
+                <w:sz w:val="28"/>
+              </w:rPr>
+            </w:pPr>
+          </w:p>
+        </w:tc>
+        <w:tc>
+          <w:tcPr>
+            <w:tcW w:w="567" w:type="dxa"/>
+            <w:tcBorders>
+              <w:top w:val="dotted" w:sz="4" w:space="0" w:color="auto"/>
+              <w:left w:val="single" w:sz="4" w:space="0" w:color="auto"/>
+              <w:bottom w:val="dotted" w:sz="4" w:space="0" w:color="auto"/>
+              <w:right w:val="single" w:sz="4" w:space="0" w:color="auto"/>
+            </w:tcBorders>
+            <w:shd w:val="clear" w:color="auto" w:fill="auto"/>
+          </w:tcPr>
+          <w:p>
+            <w:pPr>
+              <w:rPr>
+                <w:rFonts w:ascii="TH Sarabun New" w:hAnsi="TH Sarabun New" w:cs="TH Sarabun New"/>
+                <w:sz w:val="28"/>
+              </w:rPr>
+            </w:pPr>
+          </w:p>
+        </w:tc>
+        <w:tc>
+          <w:tcPr>
+            <w:tcW w:w="566" w:type="dxa"/>
             <w:tcBorders>
               <w:top w:val="dotted" w:sz="4" w:space="0" w:color="auto"/>
               <w:left w:val="single" w:sz="4" w:space="0" w:color="auto"/>
@@ -2406,6 +1755,417 @@
         </w:tc>
       </w:tr>
     </w:tbl>
+    <w:p>
+      <w:pPr>
+        <w:shd w:val="clear" w:color="auto" w:fill="FFFFFF"/>
+        <w:spacing w:after="0" w:line="240" w:lineRule="auto"/>
+        <w:rPr>
+          <w:rFonts w:ascii="TH SarabunPSK" w:eastAsia="Times New Roman" w:hAnsi="TH SarabunPSK" w:cs="TH SarabunPSK"/>
+          <w:color w:val="1F1F1F"/>
+          <w:szCs w:val="22"/>
+        </w:rPr>
+      </w:pPr>
+    </w:p>
+    <w:tbl>
+      <w:tblPr>
+        <w:tblStyle w:val="a3"/>
+        <w:tblpPr w:leftFromText="180" w:rightFromText="180" w:vertAnchor="text" w:horzAnchor="page" w:tblpX="981" w:tblpY="80"/>
+        <w:tblW w:w="0" w:type="auto"/>
+        <w:tblLook w:val="04A0" w:firstRow="1" w:lastRow="0" w:firstColumn="1" w:lastColumn="0" w:noHBand="0" w:noVBand="1"/>
+      </w:tblPr>
+      <w:tblGrid>
+        <w:gridCol w:w="562"/>
+        <w:gridCol w:w="8080"/>
+      </w:tblGrid>
+      <w:tr>
+        <w:tc>
+          <w:tcPr>
+            <w:tcW w:w="8642" w:type="dxa"/>
+            <w:gridSpan w:val="2"/>
+          </w:tcPr>
+          <w:p>
+            <w:pPr>
+              <w:rPr>
+                <w:rFonts w:ascii="TH Sarabun New" w:hAnsi="TH Sarabun New" w:cs="TH Sarabun New"/>
+                <w:b/>
+                <w:bCs/>
+                <w:sz w:val="28"/>
+              </w:rPr>
+            </w:pPr>
+            <w:r>
+              <w:rPr>
+                <w:rFonts w:ascii="TH Sarabun New" w:hAnsi="TH Sarabun New" w:cs="TH Sarabun New"/>
+                <w:b/>
+                <w:bCs/>
+                <w:sz w:val="30"/>
+                <w:szCs w:val="30"/>
+              </w:rPr>
+              <w:t>Overall performance:</w:t>
+            </w:r>
+          </w:p>
+        </w:tc>
+      </w:tr>
+      <w:tr>
+        <w:tc>
+          <w:tcPr>
+            <w:tcW w:w="562" w:type="dxa"/>
+          </w:tcPr>
+          <w:p>
+            <w:pPr>
+              <w:rPr>
+                <w:rFonts w:ascii="TH SarabunPSK" w:eastAsia="Times New Roman" w:hAnsi="TH SarabunPSK" w:cs="TH SarabunPSK"/>
+                <w:color w:val="1F1F1F"/>
+                <w:szCs w:val="22"/>
+              </w:rPr>
+            </w:pPr>
+          </w:p>
+        </w:tc>
+        <w:tc>
+          <w:tcPr>
+            <w:tcW w:w="8080" w:type="dxa"/>
+          </w:tcPr>
+          <w:p>
+            <w:pPr>
+              <w:rPr>
+                <w:rFonts w:ascii="TH Sarabun New" w:hAnsi="TH Sarabun New" w:cs="TH Sarabun New"/>
+                <w:sz w:val="28"/>
+              </w:rPr>
+            </w:pPr>
+            <w:r>
+              <w:rPr>
+                <w:rFonts w:ascii="TH Sarabun New" w:hAnsi="TH Sarabun New" w:cs="TH Sarabun New"/>
+                <w:sz w:val="28"/>
+              </w:rPr>
+              <w:t>Excellence (</w:t>
+            </w:r>
+            <w:r>
+              <w:rPr>
+                <w:rFonts w:ascii="TH Sarabun New" w:hAnsi="TH Sarabun New" w:cs="TH Sarabun New"/>
+                <w:sz w:val="28"/>
+                <w:cs/>
+              </w:rPr>
+              <w:t xml:space="preserve">ผ่านเกณฑ์ระดับ </w:t>
+            </w:r>
+            <w:r>
+              <w:rPr>
+                <w:rFonts w:ascii="TH Sarabun New" w:hAnsi="TH Sarabun New" w:cs="TH Sarabun New"/>
+                <w:sz w:val="28"/>
+              </w:rPr>
+              <w:t xml:space="preserve">L4-5 </w:t>
+            </w:r>
+            <w:r>
+              <w:rPr>
+                <w:rFonts w:ascii="TH Sarabun New" w:hAnsi="TH Sarabun New" w:cs="TH Sarabun New"/>
+                <w:sz w:val="28"/>
+                <w:cs/>
+              </w:rPr>
+              <w:t xml:space="preserve">ทุกหัวข้อ พร้อมสอบ </w:t>
+            </w:r>
+            <w:r>
+              <w:rPr>
+                <w:rFonts w:ascii="TH Sarabun New" w:hAnsi="TH Sarabun New" w:cs="TH Sarabun New"/>
+                <w:sz w:val="28"/>
+              </w:rPr>
+              <w:t xml:space="preserve">oral examination </w:t>
+            </w:r>
+            <w:r>
+              <w:rPr>
+                <w:rFonts w:ascii="TH Sarabun New" w:hAnsi="TH Sarabun New" w:cs="TH Sarabun New"/>
+                <w:sz w:val="28"/>
+                <w:cs/>
+              </w:rPr>
+              <w:t>ในหัวข้อนั้น ๆ)</w:t>
+            </w:r>
+          </w:p>
+        </w:tc>
+      </w:tr>
+      <w:tr>
+        <w:tc>
+          <w:tcPr>
+            <w:tcW w:w="562" w:type="dxa"/>
+          </w:tcPr>
+          <w:p>
+            <w:pPr>
+              <w:rPr>
+                <w:rFonts w:ascii="TH SarabunPSK" w:eastAsia="Times New Roman" w:hAnsi="TH SarabunPSK" w:cs="TH SarabunPSK"/>
+                <w:color w:val="1F1F1F"/>
+                <w:szCs w:val="22"/>
+              </w:rPr>
+            </w:pPr>
+          </w:p>
+        </w:tc>
+        <w:tc>
+          <w:tcPr>
+            <w:tcW w:w="8080" w:type="dxa"/>
+          </w:tcPr>
+          <w:p>
+            <w:pPr>
+              <w:rPr>
+                <w:rFonts w:ascii="TH Sarabun New" w:hAnsi="TH Sarabun New" w:cs="TH Sarabun New"/>
+                <w:sz w:val="28"/>
+              </w:rPr>
+            </w:pPr>
+            <w:r>
+              <w:rPr>
+                <w:rFonts w:ascii="TH Sarabun New" w:hAnsi="TH Sarabun New" w:cs="TH Sarabun New"/>
+                <w:sz w:val="28"/>
+              </w:rPr>
+              <w:t>Pass (</w:t>
+            </w:r>
+            <w:r>
+              <w:rPr>
+                <w:rFonts w:ascii="TH Sarabun New" w:hAnsi="TH Sarabun New" w:cs="TH Sarabun New"/>
+                <w:sz w:val="28"/>
+                <w:cs/>
+              </w:rPr>
+              <w:t xml:space="preserve">ผ่านเกณฑ์ระดับ </w:t>
+            </w:r>
+            <w:r>
+              <w:rPr>
+                <w:rFonts w:ascii="TH Sarabun New" w:hAnsi="TH Sarabun New" w:cs="TH Sarabun New"/>
+                <w:sz w:val="28"/>
+              </w:rPr>
+              <w:t xml:space="preserve">L 2-3 </w:t>
+            </w:r>
+            <w:r>
+              <w:rPr>
+                <w:rFonts w:ascii="TH Sarabun New" w:hAnsi="TH Sarabun New" w:cs="TH Sarabun New"/>
+                <w:sz w:val="28"/>
+                <w:cs/>
+              </w:rPr>
+              <w:t xml:space="preserve">ทุกหัวข้อสำหรับ </w:t>
+            </w:r>
+            <w:r>
+              <w:rPr>
+                <w:rFonts w:ascii="TH Sarabun New" w:hAnsi="TH Sarabun New" w:cs="TH Sarabun New"/>
+                <w:sz w:val="28"/>
+              </w:rPr>
+              <w:t xml:space="preserve">resident </w:t>
+            </w:r>
+            <w:r>
+              <w:rPr>
+                <w:rFonts w:ascii="TH Sarabun New" w:hAnsi="TH Sarabun New" w:cs="TH Sarabun New"/>
+                <w:sz w:val="28"/>
+                <w:cs/>
+              </w:rPr>
+              <w:t xml:space="preserve">ชั้นปีที่ </w:t>
+            </w:r>
+            <w:r>
+              <w:rPr>
+                <w:rFonts w:ascii="TH Sarabun New" w:hAnsi="TH Sarabun New" w:cs="TH Sarabun New"/>
+                <w:sz w:val="28"/>
+              </w:rPr>
+              <w:t>1-2)</w:t>
+            </w:r>
+          </w:p>
+        </w:tc>
+      </w:tr>
+      <w:tr>
+        <w:tc>
+          <w:tcPr>
+            <w:tcW w:w="562" w:type="dxa"/>
+          </w:tcPr>
+          <w:p>
+            <w:pPr>
+              <w:rPr>
+                <w:rFonts w:ascii="TH SarabunPSK" w:eastAsia="Times New Roman" w:hAnsi="TH SarabunPSK" w:cs="TH SarabunPSK"/>
+                <w:color w:val="1F1F1F"/>
+                <w:szCs w:val="22"/>
+              </w:rPr>
+            </w:pPr>
+          </w:p>
+        </w:tc>
+        <w:tc>
+          <w:tcPr>
+            <w:tcW w:w="8080" w:type="dxa"/>
+          </w:tcPr>
+          <w:p>
+            <w:pPr>
+              <w:rPr>
+                <w:rFonts w:ascii="TH Sarabun New" w:hAnsi="TH Sarabun New" w:cs="TH Sarabun New"/>
+                <w:sz w:val="28"/>
+              </w:rPr>
+            </w:pPr>
+            <w:r>
+              <w:rPr>
+                <w:rFonts w:ascii="TH Sarabun New" w:hAnsi="TH Sarabun New" w:cs="TH Sarabun New"/>
+                <w:sz w:val="28"/>
+              </w:rPr>
+              <w:t>Boarderline (</w:t>
+            </w:r>
+            <w:r>
+              <w:rPr>
+                <w:rFonts w:ascii="TH Sarabun New" w:hAnsi="TH Sarabun New" w:cs="TH Sarabun New"/>
+                <w:sz w:val="28"/>
+                <w:cs/>
+              </w:rPr>
+              <w:t>ผ่านเกณ์บางหัวข้อ)</w:t>
+            </w:r>
+          </w:p>
+        </w:tc>
+      </w:tr>
+      <w:tr>
+        <w:tc>
+          <w:tcPr>
+            <w:tcW w:w="562" w:type="dxa"/>
+          </w:tcPr>
+          <w:p>
+            <w:pPr>
+              <w:rPr>
+                <w:rFonts w:ascii="TH SarabunPSK" w:eastAsia="Times New Roman" w:hAnsi="TH SarabunPSK" w:cs="TH SarabunPSK"/>
+                <w:color w:val="1F1F1F"/>
+                <w:szCs w:val="22"/>
+              </w:rPr>
+            </w:pPr>
+          </w:p>
+        </w:tc>
+        <w:tc>
+          <w:tcPr>
+            <w:tcW w:w="8080" w:type="dxa"/>
+          </w:tcPr>
+          <w:p>
+            <w:pPr>
+              <w:rPr>
+                <w:rFonts w:ascii="TH Sarabun New" w:hAnsi="TH Sarabun New" w:cs="TH Sarabun New"/>
+                <w:sz w:val="28"/>
+              </w:rPr>
+            </w:pPr>
+            <w:r>
+              <w:rPr>
+                <w:rFonts w:ascii="TH Sarabun New" w:hAnsi="TH Sarabun New" w:cs="TH Sarabun New"/>
+                <w:sz w:val="28"/>
+              </w:rPr>
+              <w:t>Fail (</w:t>
+            </w:r>
+            <w:r>
+              <w:rPr>
+                <w:rFonts w:ascii="TH Sarabun New" w:hAnsi="TH Sarabun New" w:cs="TH Sarabun New"/>
+                <w:sz w:val="28"/>
+                <w:cs/>
+              </w:rPr>
+              <w:t>ไม่ผ่านเกณฑ์</w:t>
+            </w:r>
+            <w:r>
+              <w:rPr>
+                <w:rFonts w:ascii="TH Sarabun New" w:hAnsi="TH Sarabun New" w:cs="TH Sarabun New"/>
+                <w:sz w:val="28"/>
+              </w:rPr>
+              <w:t xml:space="preserve">, Major error </w:t>
+            </w:r>
+            <w:r>
+              <w:rPr>
+                <w:rFonts w:ascii="TH Sarabun New" w:hAnsi="TH Sarabun New" w:cs="TH Sarabun New"/>
+                <w:sz w:val="28"/>
+                <w:cs/>
+              </w:rPr>
+              <w:t xml:space="preserve">รบกวนกรอกเหตุผลในช่อง </w:t>
+            </w:r>
+            <w:r>
+              <w:rPr>
+                <w:rFonts w:ascii="TH Sarabun New" w:hAnsi="TH Sarabun New" w:cs="TH Sarabun New"/>
+                <w:sz w:val="28"/>
+              </w:rPr>
+              <w:t>comment)</w:t>
+            </w:r>
+          </w:p>
+        </w:tc>
+      </w:tr>
+    </w:tbl>
+    <w:p>
+      <w:pPr>
+        <w:shd w:val="clear" w:color="auto" w:fill="FFFFFF"/>
+        <w:spacing w:after="0" w:line="240" w:lineRule="auto"/>
+        <w:rPr>
+          <w:rFonts w:ascii="TH SarabunPSK" w:eastAsia="Times New Roman" w:hAnsi="TH SarabunPSK" w:cs="TH SarabunPSK"/>
+          <w:color w:val="1F1F1F"/>
+          <w:szCs w:val="22"/>
+          <w:cs/>
+        </w:rPr>
+      </w:pPr>
+    </w:p>
+    <w:p>
+      <w:pPr>
+        <w:rPr>
+          <w:cs/>
+        </w:rPr>
+      </w:pPr>
+    </w:p>
+    <w:p>
+      <w:pPr>
+        <w:tabs>
+          <w:tab w:val="left" w:pos="7141"/>
+        </w:tabs>
+      </w:pPr>
+    </w:p>
+    <w:p>
+      <w:pPr>
+        <w:tabs>
+          <w:tab w:val="left" w:pos="7141"/>
+        </w:tabs>
+      </w:pPr>
+    </w:p>
+    <w:p>
+      <w:pPr>
+        <w:tabs>
+          <w:tab w:val="left" w:pos="7141"/>
+        </w:tabs>
+      </w:pPr>
+    </w:p>
+    <w:p>
+      <w:pPr>
+        <w:spacing w:after="0" w:line="240" w:lineRule="auto"/>
+        <w:rPr>
+          <w:rFonts w:ascii="TH Sarabun New" w:hAnsi="TH Sarabun New" w:cs="TH Sarabun New"/>
+          <w:b/>
+          <w:bCs/>
+          <w:sz w:val="30"/>
+          <w:szCs w:val="30"/>
+        </w:rPr>
+      </w:pPr>
+      <w:r>
+        <w:rPr>
+          <w:rFonts w:ascii="TH Sarabun New" w:hAnsi="TH Sarabun New" w:cs="TH Sarabun New"/>
+          <w:b/>
+          <w:bCs/>
+          <w:sz w:val="30"/>
+          <w:szCs w:val="30"/>
+        </w:rPr>
+        <w:t>Comment</w:t>
+      </w:r>
+      <w:proofErr w:type="gramStart"/>
+      <w:r>
+        <w:rPr>
+          <w:rFonts w:ascii="TH Sarabun New" w:hAnsi="TH Sarabun New" w:cs="TH Sarabun New" w:hint="cs"/>
+          <w:b/>
+          <w:bCs/>
+          <w:sz w:val="30"/>
+          <w:szCs w:val="30"/>
+          <w:cs/>
+        </w:rPr>
+        <w:t xml:space="preserve"> </w:t>
+      </w:r>
+      <w:r>
+        <w:rPr>
+          <w:rFonts w:ascii="TH Sarabun New" w:hAnsi="TH Sarabun New" w:cs="TH Sarabun New"/>
+          <w:b/>
+          <w:bCs/>
+          <w:sz w:val="30"/>
+          <w:szCs w:val="30"/>
+        </w:rPr>
+        <w:t>:…</w:t>
+      </w:r>
+      <w:proofErr w:type="gramEnd"/>
+      <w:r>
+        <w:rPr>
+          <w:rFonts w:ascii="TH Sarabun New" w:hAnsi="TH Sarabun New" w:cs="TH Sarabun New"/>
+          <w:b/>
+          <w:bCs/>
+          <w:sz w:val="30"/>
+          <w:szCs w:val="30"/>
+        </w:rPr>
+        <w:t>…………………………………</w:t>
+      </w:r>
+    </w:p>
     <w:p>
       <w:pPr>
         <w:rPr>
@@ -2416,10 +2176,9 @@
         </w:rPr>
       </w:pPr>
     </w:p>
-    <w:p/>
     <w:sectPr>
       <w:pgSz w:w="11906" w:h="16838"/>
-      <w:pgMar w:top="1440" w:right="1440" w:bottom="1440" w:left="1440" w:header="708" w:footer="708" w:gutter="0"/>
+      <w:pgMar w:top="709" w:right="1440" w:bottom="567" w:left="1440" w:header="708" w:footer="708" w:gutter="0"/>
       <w:cols w:space="708"/>
       <w:docGrid w:linePitch="360"/>
     </w:sectPr>
@@ -2428,7 +2187,7 @@
 </file>
 
 <file path=word/styles.xml><?xml version="1.0" encoding="utf-8"?>
-<w:styles xmlns:mc="http://schemas.openxmlformats.org/markup-compatibility/2006" xmlns:r="http://schemas.openxmlformats.org/officeDocument/2006/relationships" xmlns:w="http://schemas.openxmlformats.org/wordprocessingml/2006/main" xmlns:w14="http://schemas.microsoft.com/office/word/2010/wordml" xmlns:w15="http://schemas.microsoft.com/office/word/2012/wordml" xmlns:w16se="http://schemas.microsoft.com/office/word/2015/wordml/symex" mc:Ignorable="w14 w15 w16se">
+<w:styles xmlns:mc="http://schemas.openxmlformats.org/markup-compatibility/2006" xmlns:r="http://schemas.openxmlformats.org/officeDocument/2006/relationships" xmlns:w="http://schemas.openxmlformats.org/wordprocessingml/2006/main" xmlns:w14="http://schemas.microsoft.com/office/word/2010/wordml" xmlns:w15="http://schemas.microsoft.com/office/word/2012/wordml" xmlns:w16cid="http://schemas.microsoft.com/office/word/2016/wordml/cid" xmlns:w16se="http://schemas.microsoft.com/office/word/2015/wordml/symex" mc:Ignorable="w14 w15 w16se w16cid">
   <w:docDefaults>
     <w:rPrDefault>
       <w:rPr>
@@ -2444,7 +2203,7 @@
       </w:pPr>
     </w:pPrDefault>
   </w:docDefaults>
-  <w:latentStyles w:defLockedState="0" w:defUIPriority="99" w:defSemiHidden="0" w:defUnhideWhenUsed="0" w:defQFormat="0" w:count="371">
+  <w:latentStyles w:defLockedState="0" w:defUIPriority="99" w:defSemiHidden="0" w:defUnhideWhenUsed="0" w:defQFormat="0" w:count="375">
     <w:lsdException w:name="Normal" w:uiPriority="0" w:qFormat="1"/>
     <w:lsdException w:name="heading 1" w:uiPriority="9" w:qFormat="1"/>
     <w:lsdException w:name="heading 2" w:semiHidden="1" w:uiPriority="9" w:unhideWhenUsed="1" w:qFormat="1"/>
@@ -2816,19 +2575,23 @@
     <w:lsdException w:name="List Table 5 Dark Accent 6" w:uiPriority="50"/>
     <w:lsdException w:name="List Table 6 Colorful Accent 6" w:uiPriority="51"/>
     <w:lsdException w:name="List Table 7 Colorful Accent 6" w:uiPriority="52"/>
+    <w:lsdException w:name="Mention" w:semiHidden="1" w:unhideWhenUsed="1"/>
+    <w:lsdException w:name="Smart Hyperlink" w:semiHidden="1" w:unhideWhenUsed="1"/>
+    <w:lsdException w:name="Hashtag" w:semiHidden="1" w:unhideWhenUsed="1"/>
+    <w:lsdException w:name="Unresolved Mention" w:semiHidden="1" w:unhideWhenUsed="1"/>
   </w:latentStyles>
-  <w:style w:type="paragraph" w:default="1" w:styleId="Normal">
+  <w:style w:type="paragraph" w:default="1" w:styleId="a">
     <w:name w:val="Normal"/>
     <w:qFormat/>
     <w:rsid w:val="00A50829"/>
   </w:style>
-  <w:style w:type="character" w:default="1" w:styleId="DefaultParagraphFont">
+  <w:style w:type="character" w:default="1" w:styleId="a0">
     <w:name w:val="Default Paragraph Font"/>
     <w:uiPriority w:val="1"/>
     <w:semiHidden/>
     <w:unhideWhenUsed/>
   </w:style>
-  <w:style w:type="table" w:default="1" w:styleId="TableNormal">
+  <w:style w:type="table" w:default="1" w:styleId="a1">
     <w:name w:val="Normal Table"/>
     <w:uiPriority w:val="99"/>
     <w:semiHidden/>
@@ -2843,11 +2606,30 @@
       </w:tblCellMar>
     </w:tblPr>
   </w:style>
-  <w:style w:type="numbering" w:default="1" w:styleId="NoList">
+  <w:style w:type="numbering" w:default="1" w:styleId="a2">
     <w:name w:val="No List"/>
     <w:uiPriority w:val="99"/>
     <w:semiHidden/>
     <w:unhideWhenUsed/>
+  </w:style>
+  <w:style w:type="table" w:styleId="a3">
+    <w:name w:val="Table Grid"/>
+    <w:basedOn w:val="a1"/>
+    <w:uiPriority w:val="39"/>
+    <w:rsid w:val="00F00C68"/>
+    <w:pPr>
+      <w:spacing w:after="0" w:line="240" w:lineRule="auto"/>
+    </w:pPr>
+    <w:tblPr>
+      <w:tblBorders>
+        <w:top w:val="single" w:sz="4" w:space="0" w:color="auto"/>
+        <w:left w:val="single" w:sz="4" w:space="0" w:color="auto"/>
+        <w:bottom w:val="single" w:sz="4" w:space="0" w:color="auto"/>
+        <w:right w:val="single" w:sz="4" w:space="0" w:color="auto"/>
+        <w:insideH w:val="single" w:sz="4" w:space="0" w:color="auto"/>
+        <w:insideV w:val="single" w:sz="4" w:space="0" w:color="auto"/>
+      </w:tblBorders>
+    </w:tblPr>
   </w:style>
 </w:styles>
 </file>
